--- a/docs/architecture/TGP-ARC-07 Architecture Decision Records.docx
+++ b/docs/architecture/TGP-ARC-07 Architecture Decision Records.docx
@@ -401,7 +401,7 @@
                                 <w:bCs/>
                                 <w:color w:val="1D74BA"/>
                               </w:rPr>
-                              <w:t xml:space="preserve">07 October 2026</w:t>
+                              <w:t xml:space="preserve">08 October 2026</w:t>
                             </w:r>
                           </w:p>
                         </w:txbxContent>
@@ -1855,7 +1855,7 @@
             <w:noProof/>
             <w:webHidden/>
           </w:rPr>
-          <w:t>9</w:t>
+          <w:t>10</w:t>
         </w:r>
         <w:r>
           <w:rPr>
@@ -2190,7 +2190,7 @@
             <w:noProof/>
             <w:webHidden/>
           </w:rPr>
-          <w:t>10</w:t>
+          <w:t>11</w:t>
         </w:r>
         <w:r>
           <w:rPr>
@@ -3061,7 +3061,7 @@
             <w:noProof/>
             <w:webHidden/>
           </w:rPr>
-          <w:t>13</w:t>
+          <w:t>14</w:t>
         </w:r>
         <w:r>
           <w:rPr>
@@ -3262,7 +3262,7 @@
             <w:noProof/>
             <w:webHidden/>
           </w:rPr>
-          <w:t>14</w:t>
+          <w:t>15</w:t>
         </w:r>
         <w:r>
           <w:rPr>
@@ -3329,7 +3329,7 @@
             <w:noProof/>
             <w:webHidden/>
           </w:rPr>
-          <w:t>14</w:t>
+          <w:t>15</w:t>
         </w:r>
         <w:r>
           <w:rPr>
@@ -3597,7 +3597,7 @@
             <w:noProof/>
             <w:webHidden/>
           </w:rPr>
-          <w:t>15</w:t>
+          <w:t>16</w:t>
         </w:r>
         <w:r>
           <w:rPr>
@@ -3932,7 +3932,7 @@
             <w:noProof/>
             <w:webHidden/>
           </w:rPr>
-          <w:t>16</w:t>
+          <w:t>17</w:t>
         </w:r>
         <w:r>
           <w:rPr>
@@ -3999,7 +3999,7 @@
             <w:noProof/>
             <w:webHidden/>
           </w:rPr>
-          <w:t>17</w:t>
+          <w:t>18</w:t>
         </w:r>
         <w:r>
           <w:rPr>
@@ -4334,7 +4334,7 @@
             <w:noProof/>
             <w:webHidden/>
           </w:rPr>
-          <w:t>18</w:t>
+          <w:t>19</w:t>
         </w:r>
         <w:r>
           <w:rPr>
@@ -4669,7 +4669,7 @@
             <w:noProof/>
             <w:webHidden/>
           </w:rPr>
-          <w:t>19</w:t>
+          <w:t>20</w:t>
         </w:r>
         <w:r>
           <w:rPr>
@@ -5004,7 +5004,7 @@
             <w:noProof/>
             <w:webHidden/>
           </w:rPr>
-          <w:t>20</w:t>
+          <w:t>21</w:t>
         </w:r>
         <w:r>
           <w:rPr>
@@ -5272,7 +5272,7 @@
             <w:noProof/>
             <w:webHidden/>
           </w:rPr>
-          <w:t>21</w:t>
+          <w:t>22</w:t>
         </w:r>
         <w:r>
           <w:rPr>
@@ -5339,7 +5339,7 @@
             <w:noProof/>
             <w:webHidden/>
           </w:rPr>
-          <w:t>21</w:t>
+          <w:t>22</w:t>
         </w:r>
         <w:r>
           <w:rPr>
@@ -6009,7 +6009,7 @@
             <w:noProof/>
             <w:webHidden/>
           </w:rPr>
-          <w:t>23</w:t>
+          <w:t>24</w:t>
         </w:r>
         <w:r>
           <w:rPr>
@@ -6344,7 +6344,7 @@
             <w:noProof/>
             <w:webHidden/>
           </w:rPr>
-          <w:t>24</w:t>
+          <w:t>25</w:t>
         </w:r>
         <w:r>
           <w:rPr>
@@ -6443,6 +6443,408 @@
           <w:rPr>
             <w:noProof/>
           </w:rPr>
+          <w:t xml:space="preserve">ADR-014 Quick renewal decided by rules, with an explicit declaration</w:t>
+        </w:r>
+        <w:r>
+          <w:rPr>
+            <w:noProof/>
+            <w:webHidden/>
+          </w:rPr>
+          <w:tab/>
+        </w:r>
+        <w:r>
+          <w:rPr>
+            <w:noProof/>
+            <w:webHidden/>
+          </w:rPr>
+          <w:fldChar w:fldCharType="begin"/>
+        </w:r>
+        <w:r>
+          <w:rPr>
+            <w:noProof/>
+            <w:webHidden/>
+          </w:rPr>
+          <w:instrText xml:space="preserve"> PAGEREF _Toc300000087 \h </w:instrText>
+        </w:r>
+        <w:r>
+          <w:rPr>
+            <w:noProof/>
+            <w:webHidden/>
+          </w:rPr>
+          <w:fldChar w:fldCharType="separate"/>
+        </w:r>
+        <w:r>
+          <w:rPr>
+            <w:noProof/>
+            <w:webHidden/>
+          </w:rPr>
+          <w:t>25</w:t>
+        </w:r>
+        <w:r>
+          <w:rPr>
+            <w:noProof/>
+            <w:webHidden/>
+          </w:rPr>
+          <w:fldChar w:fldCharType="end"/>
+        </w:r>
+      </w:hyperlink>
+    </w:p>
+    <w:p>
+      <w:pPr>
+        <w:pStyle w:val="TOC2"/>
+      </w:pPr>
+      <w:hyperlink w:anchor="_Toc300000088" w:history="1">
+        <w:r>
+          <w:rPr>
+            <w:noProof/>
+          </w:rPr>
+          <w:t>17.1.</w:t>
+        </w:r>
+        <w:r>
+          <w:rPr>
+            <w:noProof/>
+          </w:rPr>
+          <w:tab/>
+        </w:r>
+        <w:r>
+          <w:rPr>
+            <w:noProof/>
+          </w:rPr>
+          <w:t xml:space="preserve">Context</w:t>
+        </w:r>
+        <w:r>
+          <w:rPr>
+            <w:noProof/>
+            <w:webHidden/>
+          </w:rPr>
+          <w:tab/>
+        </w:r>
+        <w:r>
+          <w:rPr>
+            <w:noProof/>
+            <w:webHidden/>
+          </w:rPr>
+          <w:fldChar w:fldCharType="begin"/>
+        </w:r>
+        <w:r>
+          <w:rPr>
+            <w:noProof/>
+            <w:webHidden/>
+          </w:rPr>
+          <w:instrText xml:space="preserve"> PAGEREF _Toc300000088 \h </w:instrText>
+        </w:r>
+        <w:r>
+          <w:rPr>
+            <w:noProof/>
+            <w:webHidden/>
+          </w:rPr>
+          <w:fldChar w:fldCharType="separate"/>
+        </w:r>
+        <w:r>
+          <w:rPr>
+            <w:noProof/>
+            <w:webHidden/>
+          </w:rPr>
+          <w:t>25</w:t>
+        </w:r>
+        <w:r>
+          <w:rPr>
+            <w:noProof/>
+            <w:webHidden/>
+          </w:rPr>
+          <w:fldChar w:fldCharType="end"/>
+        </w:r>
+      </w:hyperlink>
+    </w:p>
+    <w:p>
+      <w:pPr>
+        <w:pStyle w:val="TOC2"/>
+      </w:pPr>
+      <w:hyperlink w:anchor="_Toc300000089" w:history="1">
+        <w:r>
+          <w:rPr>
+            <w:noProof/>
+          </w:rPr>
+          <w:t>17.2.</w:t>
+        </w:r>
+        <w:r>
+          <w:rPr>
+            <w:noProof/>
+          </w:rPr>
+          <w:tab/>
+        </w:r>
+        <w:r>
+          <w:rPr>
+            <w:noProof/>
+          </w:rPr>
+          <w:t xml:space="preserve">Decision drivers</w:t>
+        </w:r>
+        <w:r>
+          <w:rPr>
+            <w:noProof/>
+            <w:webHidden/>
+          </w:rPr>
+          <w:tab/>
+        </w:r>
+        <w:r>
+          <w:rPr>
+            <w:noProof/>
+            <w:webHidden/>
+          </w:rPr>
+          <w:fldChar w:fldCharType="begin"/>
+        </w:r>
+        <w:r>
+          <w:rPr>
+            <w:noProof/>
+            <w:webHidden/>
+          </w:rPr>
+          <w:instrText xml:space="preserve"> PAGEREF _Toc300000089 \h </w:instrText>
+        </w:r>
+        <w:r>
+          <w:rPr>
+            <w:noProof/>
+            <w:webHidden/>
+          </w:rPr>
+          <w:fldChar w:fldCharType="separate"/>
+        </w:r>
+        <w:r>
+          <w:rPr>
+            <w:noProof/>
+            <w:webHidden/>
+          </w:rPr>
+          <w:t>26</w:t>
+        </w:r>
+        <w:r>
+          <w:rPr>
+            <w:noProof/>
+            <w:webHidden/>
+          </w:rPr>
+          <w:fldChar w:fldCharType="end"/>
+        </w:r>
+      </w:hyperlink>
+    </w:p>
+    <w:p>
+      <w:pPr>
+        <w:pStyle w:val="TOC2"/>
+      </w:pPr>
+      <w:hyperlink w:anchor="_Toc300000090" w:history="1">
+        <w:r>
+          <w:rPr>
+            <w:noProof/>
+          </w:rPr>
+          <w:t>17.3.</w:t>
+        </w:r>
+        <w:r>
+          <w:rPr>
+            <w:noProof/>
+          </w:rPr>
+          <w:tab/>
+        </w:r>
+        <w:r>
+          <w:rPr>
+            <w:noProof/>
+          </w:rPr>
+          <w:t xml:space="preserve">Options considered</w:t>
+        </w:r>
+        <w:r>
+          <w:rPr>
+            <w:noProof/>
+            <w:webHidden/>
+          </w:rPr>
+          <w:tab/>
+        </w:r>
+        <w:r>
+          <w:rPr>
+            <w:noProof/>
+            <w:webHidden/>
+          </w:rPr>
+          <w:fldChar w:fldCharType="begin"/>
+        </w:r>
+        <w:r>
+          <w:rPr>
+            <w:noProof/>
+            <w:webHidden/>
+          </w:rPr>
+          <w:instrText xml:space="preserve"> PAGEREF _Toc300000090 \h </w:instrText>
+        </w:r>
+        <w:r>
+          <w:rPr>
+            <w:noProof/>
+            <w:webHidden/>
+          </w:rPr>
+          <w:fldChar w:fldCharType="separate"/>
+        </w:r>
+        <w:r>
+          <w:rPr>
+            <w:noProof/>
+            <w:webHidden/>
+          </w:rPr>
+          <w:t>26</w:t>
+        </w:r>
+        <w:r>
+          <w:rPr>
+            <w:noProof/>
+            <w:webHidden/>
+          </w:rPr>
+          <w:fldChar w:fldCharType="end"/>
+        </w:r>
+      </w:hyperlink>
+    </w:p>
+    <w:p>
+      <w:pPr>
+        <w:pStyle w:val="TOC2"/>
+      </w:pPr>
+      <w:hyperlink w:anchor="_Toc300000091" w:history="1">
+        <w:r>
+          <w:rPr>
+            <w:noProof/>
+          </w:rPr>
+          <w:t>17.4.</w:t>
+        </w:r>
+        <w:r>
+          <w:rPr>
+            <w:noProof/>
+          </w:rPr>
+          <w:tab/>
+        </w:r>
+        <w:r>
+          <w:rPr>
+            <w:noProof/>
+          </w:rPr>
+          <w:t xml:space="preserve">Decision</w:t>
+        </w:r>
+        <w:r>
+          <w:rPr>
+            <w:noProof/>
+            <w:webHidden/>
+          </w:rPr>
+          <w:tab/>
+        </w:r>
+        <w:r>
+          <w:rPr>
+            <w:noProof/>
+            <w:webHidden/>
+          </w:rPr>
+          <w:fldChar w:fldCharType="begin"/>
+        </w:r>
+        <w:r>
+          <w:rPr>
+            <w:noProof/>
+            <w:webHidden/>
+          </w:rPr>
+          <w:instrText xml:space="preserve"> PAGEREF _Toc300000091 \h </w:instrText>
+        </w:r>
+        <w:r>
+          <w:rPr>
+            <w:noProof/>
+            <w:webHidden/>
+          </w:rPr>
+          <w:fldChar w:fldCharType="separate"/>
+        </w:r>
+        <w:r>
+          <w:rPr>
+            <w:noProof/>
+            <w:webHidden/>
+          </w:rPr>
+          <w:t>26</w:t>
+        </w:r>
+        <w:r>
+          <w:rPr>
+            <w:noProof/>
+            <w:webHidden/>
+          </w:rPr>
+          <w:fldChar w:fldCharType="end"/>
+        </w:r>
+      </w:hyperlink>
+    </w:p>
+    <w:p>
+      <w:pPr>
+        <w:pStyle w:val="TOC2"/>
+      </w:pPr>
+      <w:hyperlink w:anchor="_Toc300000092" w:history="1">
+        <w:r>
+          <w:rPr>
+            <w:noProof/>
+          </w:rPr>
+          <w:t>17.5.</w:t>
+        </w:r>
+        <w:r>
+          <w:rPr>
+            <w:noProof/>
+          </w:rPr>
+          <w:tab/>
+        </w:r>
+        <w:r>
+          <w:rPr>
+            <w:noProof/>
+          </w:rPr>
+          <w:t xml:space="preserve">Consequences</w:t>
+        </w:r>
+        <w:r>
+          <w:rPr>
+            <w:noProof/>
+            <w:webHidden/>
+          </w:rPr>
+          <w:tab/>
+        </w:r>
+        <w:r>
+          <w:rPr>
+            <w:noProof/>
+            <w:webHidden/>
+          </w:rPr>
+          <w:fldChar w:fldCharType="begin"/>
+        </w:r>
+        <w:r>
+          <w:rPr>
+            <w:noProof/>
+            <w:webHidden/>
+          </w:rPr>
+          <w:instrText xml:space="preserve"> PAGEREF _Toc300000092 \h </w:instrText>
+        </w:r>
+        <w:r>
+          <w:rPr>
+            <w:noProof/>
+            <w:webHidden/>
+          </w:rPr>
+          <w:fldChar w:fldCharType="separate"/>
+        </w:r>
+        <w:r>
+          <w:rPr>
+            <w:noProof/>
+            <w:webHidden/>
+          </w:rPr>
+          <w:t>26</w:t>
+        </w:r>
+        <w:r>
+          <w:rPr>
+            <w:noProof/>
+            <w:webHidden/>
+          </w:rPr>
+          <w:fldChar w:fldCharType="end"/>
+        </w:r>
+      </w:hyperlink>
+    </w:p>
+    <w:p>
+      <w:pPr>
+        <w:pStyle w:val="TOC1"/>
+      </w:pPr>
+      <w:hyperlink w:anchor="_Toc300000093" w:history="1">
+        <w:r>
+          <w:rPr>
+            <w:noProof/>
+          </w:rPr>
+          <w:t>18.</w:t>
+        </w:r>
+        <w:r>
+          <w:rPr>
+            <w:noProof/>
+          </w:rPr>
+          <w:tab/>
+        </w:r>
+        <w:r>
+          <w:rPr>
+            <w:noProof/>
+          </w:rPr>
           <w:t xml:space="preserve">Sign-Off</w:t>
         </w:r>
         <w:r>
@@ -6464,7 +6866,7 @@
             <w:noProof/>
             <w:webHidden/>
           </w:rPr>
-          <w:instrText xml:space="preserve"> PAGEREF _Toc300000087 \h </w:instrText>
+          <w:instrText xml:space="preserve"> PAGEREF _Toc300000093 \h </w:instrText>
         </w:r>
         <w:r>
           <w:rPr>
@@ -6478,7 +6880,7 @@
             <w:noProof/>
             <w:webHidden/>
           </w:rPr>
-          <w:t>26</w:t>
+          <w:t>28</w:t>
         </w:r>
         <w:r>
           <w:rPr>
@@ -6804,7 +7206,7 @@
                 <w:sz w:val="16"/>
                 <w:szCs w:val="16"/>
               </w:rPr>
-              <w:t xml:space="preserve">07/10/2026</w:t>
+              <w:t xml:space="preserve">08/10/2026</w:t>
             </w:r>
           </w:p>
         </w:tc>
@@ -6964,7 +7366,7 @@
                 <w:sz w:val="16"/>
                 <w:szCs w:val="16"/>
               </w:rPr>
-              <w:t xml:space="preserve">Initial issue for submission; consolidates ADR-001 to ADR-013</w:t>
+              <w:t xml:space="preserve">Initial issue for submission; consolidates ADR-001 to ADR-014</w:t>
             </w:r>
           </w:p>
         </w:tc>
@@ -7050,8 +7452,8 @@
         <w:tblLook w:val="04A0" w:firstRow="1" w:lastRow="0" w:firstColumn="0" w:lastColumn="0" w:noHBand="0" w:noVBand="1"/>
       </w:tblPr>
       <w:tblGrid>
-        <w:gridCol w:w="1855"/>
-        <w:gridCol w:w="7172"/>
+        <w:gridCol w:w="1560"/>
+        <w:gridCol w:w="7467"/>
       </w:tblGrid>
       <w:tr>
         <w:trPr>
@@ -7061,7 +7463,7 @@
         </w:trPr>
         <w:tc>
           <w:tcPr>
-            <w:tcW w:w="1855" w:type="dxa"/>
+            <w:tcW w:w="1560" w:type="dxa"/>
             <w:shd w:val="clear" w:color="auto" w:fill="0F4761"/>
             <w:vAlign w:val="center"/>
           </w:tcPr>
@@ -7092,7 +7494,7 @@
         </w:tc>
         <w:tc>
           <w:tcPr>
-            <w:tcW w:w="7172" w:type="dxa"/>
+            <w:tcW w:w="7467" w:type="dxa"/>
             <w:shd w:val="clear" w:color="auto" w:fill="0F4761"/>
             <w:vAlign w:val="center"/>
           </w:tcPr>
@@ -7129,7 +7531,7 @@
         </w:trPr>
         <w:tc>
           <w:tcPr>
-            <w:tcW w:w="1855" w:type="dxa"/>
+            <w:tcW w:w="1560" w:type="dxa"/>
             <w:vAlign w:val="top"/>
           </w:tcPr>
           <w:p>
@@ -7155,7 +7557,7 @@
         </w:tc>
         <w:tc>
           <w:tcPr>
-            <w:tcW w:w="7172" w:type="dxa"/>
+            <w:tcW w:w="7467" w:type="dxa"/>
             <w:vAlign w:val="top"/>
           </w:tcPr>
           <w:p>
@@ -7187,7 +7589,7 @@
         </w:trPr>
         <w:tc>
           <w:tcPr>
-            <w:tcW w:w="1855" w:type="dxa"/>
+            <w:tcW w:w="1560" w:type="dxa"/>
             <w:noWrap/>
             <w:vAlign w:val="top"/>
           </w:tcPr>
@@ -7214,7 +7616,7 @@
         </w:tc>
         <w:tc>
           <w:tcPr>
-            <w:tcW w:w="7172" w:type="dxa"/>
+            <w:tcW w:w="7467" w:type="dxa"/>
             <w:vAlign w:val="top"/>
           </w:tcPr>
           <w:p>
@@ -7246,7 +7648,7 @@
         </w:trPr>
         <w:tc>
           <w:tcPr>
-            <w:tcW w:w="1855" w:type="dxa"/>
+            <w:tcW w:w="1560" w:type="dxa"/>
             <w:vAlign w:val="top"/>
           </w:tcPr>
           <w:p>
@@ -7272,7 +7674,7 @@
         </w:tc>
         <w:tc>
           <w:tcPr>
-            <w:tcW w:w="7172" w:type="dxa"/>
+            <w:tcW w:w="7467" w:type="dxa"/>
             <w:vAlign w:val="top"/>
           </w:tcPr>
           <w:p>
@@ -7304,7 +7706,7 @@
         </w:trPr>
         <w:tc>
           <w:tcPr>
-            <w:tcW w:w="1855" w:type="dxa"/>
+            <w:tcW w:w="1560" w:type="dxa"/>
             <w:vAlign w:val="top"/>
           </w:tcPr>
           <w:p>
@@ -7330,7 +7732,7 @@
         </w:tc>
         <w:tc>
           <w:tcPr>
-            <w:tcW w:w="7172" w:type="dxa"/>
+            <w:tcW w:w="7467" w:type="dxa"/>
             <w:vAlign w:val="top"/>
           </w:tcPr>
           <w:p>
@@ -7362,7 +7764,7 @@
         </w:trPr>
         <w:tc>
           <w:tcPr>
-            <w:tcW w:w="1855" w:type="dxa"/>
+            <w:tcW w:w="1560" w:type="dxa"/>
             <w:vAlign w:val="top"/>
           </w:tcPr>
           <w:p>
@@ -7388,7 +7790,7 @@
         </w:tc>
         <w:tc>
           <w:tcPr>
-            <w:tcW w:w="7172" w:type="dxa"/>
+            <w:tcW w:w="7467" w:type="dxa"/>
             <w:vAlign w:val="top"/>
           </w:tcPr>
           <w:p>
@@ -7420,7 +7822,7 @@
         </w:trPr>
         <w:tc>
           <w:tcPr>
-            <w:tcW w:w="1855" w:type="dxa"/>
+            <w:tcW w:w="1560" w:type="dxa"/>
             <w:vAlign w:val="top"/>
           </w:tcPr>
           <w:p>
@@ -7446,7 +7848,7 @@
         </w:tc>
         <w:tc>
           <w:tcPr>
-            <w:tcW w:w="7172" w:type="dxa"/>
+            <w:tcW w:w="7467" w:type="dxa"/>
             <w:vAlign w:val="top"/>
           </w:tcPr>
           <w:p>
@@ -7478,7 +7880,7 @@
         </w:trPr>
         <w:tc>
           <w:tcPr>
-            <w:tcW w:w="1855" w:type="dxa"/>
+            <w:tcW w:w="1560" w:type="dxa"/>
             <w:vAlign w:val="top"/>
           </w:tcPr>
           <w:p>
@@ -7504,7 +7906,7 @@
         </w:tc>
         <w:tc>
           <w:tcPr>
-            <w:tcW w:w="7172" w:type="dxa"/>
+            <w:tcW w:w="7467" w:type="dxa"/>
             <w:vAlign w:val="top"/>
           </w:tcPr>
           <w:p>
@@ -7536,7 +7938,7 @@
         </w:trPr>
         <w:tc>
           <w:tcPr>
-            <w:tcW w:w="1855" w:type="dxa"/>
+            <w:tcW w:w="1560" w:type="dxa"/>
             <w:vAlign w:val="top"/>
           </w:tcPr>
           <w:p>
@@ -7562,7 +7964,7 @@
         </w:tc>
         <w:tc>
           <w:tcPr>
-            <w:tcW w:w="7172" w:type="dxa"/>
+            <w:tcW w:w="7467" w:type="dxa"/>
             <w:vAlign w:val="top"/>
           </w:tcPr>
           <w:p>
@@ -7594,7 +7996,7 @@
         </w:trPr>
         <w:tc>
           <w:tcPr>
-            <w:tcW w:w="1855" w:type="dxa"/>
+            <w:tcW w:w="1560" w:type="dxa"/>
             <w:vAlign w:val="top"/>
           </w:tcPr>
           <w:p>
@@ -7620,7 +8022,7 @@
         </w:tc>
         <w:tc>
           <w:tcPr>
-            <w:tcW w:w="7172" w:type="dxa"/>
+            <w:tcW w:w="7467" w:type="dxa"/>
             <w:vAlign w:val="top"/>
           </w:tcPr>
           <w:p>
@@ -7652,7 +8054,7 @@
         </w:trPr>
         <w:tc>
           <w:tcPr>
-            <w:tcW w:w="1855" w:type="dxa"/>
+            <w:tcW w:w="1560" w:type="dxa"/>
             <w:vAlign w:val="top"/>
           </w:tcPr>
           <w:p>
@@ -7678,7 +8080,7 @@
         </w:tc>
         <w:tc>
           <w:tcPr>
-            <w:tcW w:w="7172" w:type="dxa"/>
+            <w:tcW w:w="7467" w:type="dxa"/>
             <w:vAlign w:val="top"/>
           </w:tcPr>
           <w:p>
@@ -7710,7 +8112,7 @@
         </w:trPr>
         <w:tc>
           <w:tcPr>
-            <w:tcW w:w="1855" w:type="dxa"/>
+            <w:tcW w:w="1560" w:type="dxa"/>
             <w:vAlign w:val="top"/>
           </w:tcPr>
           <w:p>
@@ -7736,7 +8138,7 @@
         </w:tc>
         <w:tc>
           <w:tcPr>
-            <w:tcW w:w="7172" w:type="dxa"/>
+            <w:tcW w:w="7467" w:type="dxa"/>
             <w:vAlign w:val="top"/>
           </w:tcPr>
           <w:p>
@@ -7768,7 +8170,7 @@
         </w:trPr>
         <w:tc>
           <w:tcPr>
-            <w:tcW w:w="1855" w:type="dxa"/>
+            <w:tcW w:w="1560" w:type="dxa"/>
             <w:vAlign w:val="top"/>
           </w:tcPr>
           <w:p>
@@ -7794,7 +8196,7 @@
         </w:tc>
         <w:tc>
           <w:tcPr>
-            <w:tcW w:w="7172" w:type="dxa"/>
+            <w:tcW w:w="7467" w:type="dxa"/>
             <w:vAlign w:val="top"/>
           </w:tcPr>
           <w:p>
@@ -7826,7 +8228,7 @@
         </w:trPr>
         <w:tc>
           <w:tcPr>
-            <w:tcW w:w="1855" w:type="dxa"/>
+            <w:tcW w:w="1560" w:type="dxa"/>
             <w:vAlign w:val="top"/>
           </w:tcPr>
           <w:p>
@@ -7852,7 +8254,7 @@
         </w:tc>
         <w:tc>
           <w:tcPr>
-            <w:tcW w:w="7172" w:type="dxa"/>
+            <w:tcW w:w="7467" w:type="dxa"/>
             <w:vAlign w:val="top"/>
           </w:tcPr>
           <w:p>
@@ -7884,7 +8286,7 @@
         </w:trPr>
         <w:tc>
           <w:tcPr>
-            <w:tcW w:w="1855" w:type="dxa"/>
+            <w:tcW w:w="1560" w:type="dxa"/>
             <w:vAlign w:val="top"/>
           </w:tcPr>
           <w:p>
@@ -7910,7 +8312,7 @@
         </w:tc>
         <w:tc>
           <w:tcPr>
-            <w:tcW w:w="7172" w:type="dxa"/>
+            <w:tcW w:w="7467" w:type="dxa"/>
             <w:vAlign w:val="top"/>
           </w:tcPr>
           <w:p>
@@ -7942,7 +8344,7 @@
         </w:trPr>
         <w:tc>
           <w:tcPr>
-            <w:tcW w:w="1855" w:type="dxa"/>
+            <w:tcW w:w="1560" w:type="dxa"/>
             <w:vAlign w:val="top"/>
           </w:tcPr>
           <w:p>
@@ -7968,7 +8370,7 @@
         </w:tc>
         <w:tc>
           <w:tcPr>
-            <w:tcW w:w="7172" w:type="dxa"/>
+            <w:tcW w:w="7467" w:type="dxa"/>
             <w:vAlign w:val="top"/>
           </w:tcPr>
           <w:p>
@@ -8000,7 +8402,7 @@
         </w:trPr>
         <w:tc>
           <w:tcPr>
-            <w:tcW w:w="1855" w:type="dxa"/>
+            <w:tcW w:w="1560" w:type="dxa"/>
             <w:vAlign w:val="top"/>
           </w:tcPr>
           <w:p>
@@ -8026,7 +8428,7 @@
         </w:tc>
         <w:tc>
           <w:tcPr>
-            <w:tcW w:w="7172" w:type="dxa"/>
+            <w:tcW w:w="7467" w:type="dxa"/>
             <w:vAlign w:val="top"/>
           </w:tcPr>
           <w:p>
@@ -8058,7 +8460,7 @@
         </w:trPr>
         <w:tc>
           <w:tcPr>
-            <w:tcW w:w="1855" w:type="dxa"/>
+            <w:tcW w:w="1560" w:type="dxa"/>
             <w:vAlign w:val="top"/>
           </w:tcPr>
           <w:p>
@@ -8084,7 +8486,7 @@
         </w:tc>
         <w:tc>
           <w:tcPr>
-            <w:tcW w:w="7172" w:type="dxa"/>
+            <w:tcW w:w="7467" w:type="dxa"/>
             <w:vAlign w:val="top"/>
           </w:tcPr>
           <w:p>
@@ -8116,7 +8518,7 @@
         </w:trPr>
         <w:tc>
           <w:tcPr>
-            <w:tcW w:w="1855" w:type="dxa"/>
+            <w:tcW w:w="1560" w:type="dxa"/>
             <w:vAlign w:val="top"/>
           </w:tcPr>
           <w:p>
@@ -8142,7 +8544,7 @@
         </w:tc>
         <w:tc>
           <w:tcPr>
-            <w:tcW w:w="7172" w:type="dxa"/>
+            <w:tcW w:w="7467" w:type="dxa"/>
             <w:vAlign w:val="top"/>
           </w:tcPr>
           <w:p>
@@ -8174,7 +8576,7 @@
         </w:trPr>
         <w:tc>
           <w:tcPr>
-            <w:tcW w:w="1855" w:type="dxa"/>
+            <w:tcW w:w="1560" w:type="dxa"/>
             <w:vAlign w:val="top"/>
           </w:tcPr>
           <w:p>
@@ -8200,7 +8602,7 @@
         </w:tc>
         <w:tc>
           <w:tcPr>
-            <w:tcW w:w="7172" w:type="dxa"/>
+            <w:tcW w:w="7467" w:type="dxa"/>
             <w:vAlign w:val="top"/>
           </w:tcPr>
           <w:p>
@@ -8232,7 +8634,7 @@
         </w:trPr>
         <w:tc>
           <w:tcPr>
-            <w:tcW w:w="1855" w:type="dxa"/>
+            <w:tcW w:w="1560" w:type="dxa"/>
             <w:vAlign w:val="top"/>
           </w:tcPr>
           <w:p>
@@ -8258,7 +8660,7 @@
         </w:tc>
         <w:tc>
           <w:tcPr>
-            <w:tcW w:w="7172" w:type="dxa"/>
+            <w:tcW w:w="7467" w:type="dxa"/>
             <w:vAlign w:val="top"/>
           </w:tcPr>
           <w:p>
@@ -8290,7 +8692,7 @@
         </w:trPr>
         <w:tc>
           <w:tcPr>
-            <w:tcW w:w="1855" w:type="dxa"/>
+            <w:tcW w:w="1560" w:type="dxa"/>
             <w:vAlign w:val="top"/>
           </w:tcPr>
           <w:p>
@@ -8316,7 +8718,7 @@
         </w:tc>
         <w:tc>
           <w:tcPr>
-            <w:tcW w:w="7172" w:type="dxa"/>
+            <w:tcW w:w="7467" w:type="dxa"/>
             <w:vAlign w:val="top"/>
           </w:tcPr>
           <w:p>
@@ -8348,7 +8750,7 @@
         </w:trPr>
         <w:tc>
           <w:tcPr>
-            <w:tcW w:w="1855" w:type="dxa"/>
+            <w:tcW w:w="1560" w:type="dxa"/>
             <w:vAlign w:val="top"/>
           </w:tcPr>
           <w:p>
@@ -8374,7 +8776,7 @@
         </w:tc>
         <w:tc>
           <w:tcPr>
-            <w:tcW w:w="7172" w:type="dxa"/>
+            <w:tcW w:w="7467" w:type="dxa"/>
             <w:vAlign w:val="top"/>
           </w:tcPr>
           <w:p>
@@ -8406,7 +8808,7 @@
         </w:trPr>
         <w:tc>
           <w:tcPr>
-            <w:tcW w:w="1855" w:type="dxa"/>
+            <w:tcW w:w="1560" w:type="dxa"/>
             <w:vAlign w:val="top"/>
           </w:tcPr>
           <w:p>
@@ -8432,7 +8834,7 @@
         </w:tc>
         <w:tc>
           <w:tcPr>
-            <w:tcW w:w="7172" w:type="dxa"/>
+            <w:tcW w:w="7467" w:type="dxa"/>
             <w:vAlign w:val="top"/>
           </w:tcPr>
           <w:p>
@@ -8464,7 +8866,7 @@
         </w:trPr>
         <w:tc>
           <w:tcPr>
-            <w:tcW w:w="1855" w:type="dxa"/>
+            <w:tcW w:w="1560" w:type="dxa"/>
             <w:vAlign w:val="top"/>
           </w:tcPr>
           <w:p>
@@ -8490,7 +8892,7 @@
         </w:tc>
         <w:tc>
           <w:tcPr>
-            <w:tcW w:w="7172" w:type="dxa"/>
+            <w:tcW w:w="7467" w:type="dxa"/>
             <w:vAlign w:val="top"/>
           </w:tcPr>
           <w:p>
@@ -8522,7 +8924,7 @@
         </w:trPr>
         <w:tc>
           <w:tcPr>
-            <w:tcW w:w="1855" w:type="dxa"/>
+            <w:tcW w:w="1560" w:type="dxa"/>
             <w:vAlign w:val="top"/>
           </w:tcPr>
           <w:p>
@@ -8548,7 +8950,7 @@
         </w:tc>
         <w:tc>
           <w:tcPr>
-            <w:tcW w:w="7172" w:type="dxa"/>
+            <w:tcW w:w="7467" w:type="dxa"/>
             <w:vAlign w:val="top"/>
           </w:tcPr>
           <w:p>
@@ -8580,7 +8982,7 @@
         </w:trPr>
         <w:tc>
           <w:tcPr>
-            <w:tcW w:w="1855" w:type="dxa"/>
+            <w:tcW w:w="1560" w:type="dxa"/>
             <w:vAlign w:val="top"/>
           </w:tcPr>
           <w:p>
@@ -8600,13 +9002,13 @@
                 <w:sz w:val="16"/>
                 <w:szCs w:val="16"/>
               </w:rPr>
-              <w:t xml:space="preserve">OIDC</w:t>
-            </w:r>
-          </w:p>
-        </w:tc>
-        <w:tc>
-          <w:tcPr>
-            <w:tcW w:w="7172" w:type="dxa"/>
+              <w:t xml:space="preserve">NFR</w:t>
+            </w:r>
+          </w:p>
+        </w:tc>
+        <w:tc>
+          <w:tcPr>
+            <w:tcW w:w="7467" w:type="dxa"/>
             <w:vAlign w:val="top"/>
           </w:tcPr>
           <w:p>
@@ -8626,7 +9028,7 @@
                 <w:sz w:val="16"/>
                 <w:szCs w:val="16"/>
               </w:rPr>
-              <w:t xml:space="preserve">OpenID Connect</w:t>
+              <w:t xml:space="preserve">Non-functional requirement</w:t>
             </w:r>
           </w:p>
         </w:tc>
@@ -8638,7 +9040,7 @@
         </w:trPr>
         <w:tc>
           <w:tcPr>
-            <w:tcW w:w="1855" w:type="dxa"/>
+            <w:tcW w:w="1560" w:type="dxa"/>
             <w:vAlign w:val="top"/>
           </w:tcPr>
           <w:p>
@@ -8658,13 +9060,13 @@
                 <w:sz w:val="16"/>
                 <w:szCs w:val="16"/>
               </w:rPr>
-              <w:t xml:space="preserve">ORM</w:t>
-            </w:r>
-          </w:p>
-        </w:tc>
-        <w:tc>
-          <w:tcPr>
-            <w:tcW w:w="7172" w:type="dxa"/>
+              <w:t xml:space="preserve">OIDC</w:t>
+            </w:r>
+          </w:p>
+        </w:tc>
+        <w:tc>
+          <w:tcPr>
+            <w:tcW w:w="7467" w:type="dxa"/>
             <w:vAlign w:val="top"/>
           </w:tcPr>
           <w:p>
@@ -8684,7 +9086,7 @@
                 <w:sz w:val="16"/>
                 <w:szCs w:val="16"/>
               </w:rPr>
-              <w:t xml:space="preserve">Object-relational mapping</w:t>
+              <w:t xml:space="preserve">OpenID Connect</w:t>
             </w:r>
           </w:p>
         </w:tc>
@@ -8696,7 +9098,7 @@
         </w:trPr>
         <w:tc>
           <w:tcPr>
-            <w:tcW w:w="1855" w:type="dxa"/>
+            <w:tcW w:w="1560" w:type="dxa"/>
             <w:vAlign w:val="top"/>
           </w:tcPr>
           <w:p>
@@ -8716,13 +9118,13 @@
                 <w:sz w:val="16"/>
                 <w:szCs w:val="16"/>
               </w:rPr>
-              <w:t xml:space="preserve">OWASP</w:t>
-            </w:r>
-          </w:p>
-        </w:tc>
-        <w:tc>
-          <w:tcPr>
-            <w:tcW w:w="7172" w:type="dxa"/>
+              <w:t xml:space="preserve">ORM</w:t>
+            </w:r>
+          </w:p>
+        </w:tc>
+        <w:tc>
+          <w:tcPr>
+            <w:tcW w:w="7467" w:type="dxa"/>
             <w:vAlign w:val="top"/>
           </w:tcPr>
           <w:p>
@@ -8742,7 +9144,7 @@
                 <w:sz w:val="16"/>
                 <w:szCs w:val="16"/>
               </w:rPr>
-              <w:t xml:space="preserve">Open Worldwide Application Security Project</w:t>
+              <w:t xml:space="preserve">Object-relational mapping</w:t>
             </w:r>
           </w:p>
         </w:tc>
@@ -8754,7 +9156,7 @@
         </w:trPr>
         <w:tc>
           <w:tcPr>
-            <w:tcW w:w="1855" w:type="dxa"/>
+            <w:tcW w:w="1560" w:type="dxa"/>
             <w:vAlign w:val="top"/>
           </w:tcPr>
           <w:p>
@@ -8774,13 +9176,13 @@
                 <w:sz w:val="16"/>
                 <w:szCs w:val="16"/>
               </w:rPr>
-              <w:t xml:space="preserve">PKCE</w:t>
-            </w:r>
-          </w:p>
-        </w:tc>
-        <w:tc>
-          <w:tcPr>
-            <w:tcW w:w="7172" w:type="dxa"/>
+              <w:t xml:space="preserve">OWASP</w:t>
+            </w:r>
+          </w:p>
+        </w:tc>
+        <w:tc>
+          <w:tcPr>
+            <w:tcW w:w="7467" w:type="dxa"/>
             <w:vAlign w:val="top"/>
           </w:tcPr>
           <w:p>
@@ -8800,7 +9202,7 @@
                 <w:sz w:val="16"/>
                 <w:szCs w:val="16"/>
               </w:rPr>
-              <w:t xml:space="preserve">Proof Key for Code Exchange</w:t>
+              <w:t xml:space="preserve">Open Worldwide Application Security Project</w:t>
             </w:r>
           </w:p>
         </w:tc>
@@ -8812,7 +9214,7 @@
         </w:trPr>
         <w:tc>
           <w:tcPr>
-            <w:tcW w:w="1855" w:type="dxa"/>
+            <w:tcW w:w="1560" w:type="dxa"/>
             <w:vAlign w:val="top"/>
           </w:tcPr>
           <w:p>
@@ -8832,13 +9234,13 @@
                 <w:sz w:val="16"/>
                 <w:szCs w:val="16"/>
               </w:rPr>
-              <w:t xml:space="preserve">QR</w:t>
-            </w:r>
-          </w:p>
-        </w:tc>
-        <w:tc>
-          <w:tcPr>
-            <w:tcW w:w="7172" w:type="dxa"/>
+              <w:t xml:space="preserve">PKCE</w:t>
+            </w:r>
+          </w:p>
+        </w:tc>
+        <w:tc>
+          <w:tcPr>
+            <w:tcW w:w="7467" w:type="dxa"/>
             <w:vAlign w:val="top"/>
           </w:tcPr>
           <w:p>
@@ -8858,7 +9260,7 @@
                 <w:sz w:val="16"/>
                 <w:szCs w:val="16"/>
               </w:rPr>
-              <w:t xml:space="preserve">Quick response (code)</w:t>
+              <w:t xml:space="preserve">Proof Key for Code Exchange</w:t>
             </w:r>
           </w:p>
         </w:tc>
@@ -8870,7 +9272,7 @@
         </w:trPr>
         <w:tc>
           <w:tcPr>
-            <w:tcW w:w="1855" w:type="dxa"/>
+            <w:tcW w:w="1560" w:type="dxa"/>
             <w:vAlign w:val="top"/>
           </w:tcPr>
           <w:p>
@@ -8890,13 +9292,13 @@
                 <w:sz w:val="16"/>
                 <w:szCs w:val="16"/>
               </w:rPr>
-              <w:t xml:space="preserve">REST</w:t>
-            </w:r>
-          </w:p>
-        </w:tc>
-        <w:tc>
-          <w:tcPr>
-            <w:tcW w:w="7172" w:type="dxa"/>
+              <w:t xml:space="preserve">QR</w:t>
+            </w:r>
+          </w:p>
+        </w:tc>
+        <w:tc>
+          <w:tcPr>
+            <w:tcW w:w="7467" w:type="dxa"/>
             <w:vAlign w:val="top"/>
           </w:tcPr>
           <w:p>
@@ -8916,7 +9318,7 @@
                 <w:sz w:val="16"/>
                 <w:szCs w:val="16"/>
               </w:rPr>
-              <w:t xml:space="preserve">Representational state transfer</w:t>
+              <w:t xml:space="preserve">Quick response (code)</w:t>
             </w:r>
           </w:p>
         </w:tc>
@@ -8928,7 +9330,7 @@
         </w:trPr>
         <w:tc>
           <w:tcPr>
-            <w:tcW w:w="1855" w:type="dxa"/>
+            <w:tcW w:w="1560" w:type="dxa"/>
             <w:vAlign w:val="top"/>
           </w:tcPr>
           <w:p>
@@ -8948,13 +9350,13 @@
                 <w:sz w:val="16"/>
                 <w:szCs w:val="16"/>
               </w:rPr>
-              <w:t xml:space="preserve">RFC</w:t>
-            </w:r>
-          </w:p>
-        </w:tc>
-        <w:tc>
-          <w:tcPr>
-            <w:tcW w:w="7172" w:type="dxa"/>
+              <w:t xml:space="preserve">REST</w:t>
+            </w:r>
+          </w:p>
+        </w:tc>
+        <w:tc>
+          <w:tcPr>
+            <w:tcW w:w="7467" w:type="dxa"/>
             <w:vAlign w:val="top"/>
           </w:tcPr>
           <w:p>
@@ -8974,7 +9376,7 @@
                 <w:sz w:val="16"/>
                 <w:szCs w:val="16"/>
               </w:rPr>
-              <w:t xml:space="preserve">Request for Comments (IETF standard)</w:t>
+              <w:t xml:space="preserve">Representational state transfer</w:t>
             </w:r>
           </w:p>
         </w:tc>
@@ -8986,7 +9388,7 @@
         </w:trPr>
         <w:tc>
           <w:tcPr>
-            <w:tcW w:w="1855" w:type="dxa"/>
+            <w:tcW w:w="1560" w:type="dxa"/>
             <w:vAlign w:val="top"/>
           </w:tcPr>
           <w:p>
@@ -9006,13 +9408,13 @@
                 <w:sz w:val="16"/>
                 <w:szCs w:val="16"/>
               </w:rPr>
-              <w:t xml:space="preserve">SBOM</w:t>
-            </w:r>
-          </w:p>
-        </w:tc>
-        <w:tc>
-          <w:tcPr>
-            <w:tcW w:w="7172" w:type="dxa"/>
+              <w:t xml:space="preserve">RFC</w:t>
+            </w:r>
+          </w:p>
+        </w:tc>
+        <w:tc>
+          <w:tcPr>
+            <w:tcW w:w="7467" w:type="dxa"/>
             <w:vAlign w:val="top"/>
           </w:tcPr>
           <w:p>
@@ -9032,7 +9434,7 @@
                 <w:sz w:val="16"/>
                 <w:szCs w:val="16"/>
               </w:rPr>
-              <w:t xml:space="preserve">Software bill of materials</w:t>
+              <w:t xml:space="preserve">Request for Comments (IETF standard)</w:t>
             </w:r>
           </w:p>
         </w:tc>
@@ -9044,7 +9446,7 @@
         </w:trPr>
         <w:tc>
           <w:tcPr>
-            <w:tcW w:w="1855" w:type="dxa"/>
+            <w:tcW w:w="1560" w:type="dxa"/>
             <w:vAlign w:val="top"/>
           </w:tcPr>
           <w:p>
@@ -9064,13 +9466,13 @@
                 <w:sz w:val="16"/>
                 <w:szCs w:val="16"/>
               </w:rPr>
-              <w:t xml:space="preserve">SIEM</w:t>
-            </w:r>
-          </w:p>
-        </w:tc>
-        <w:tc>
-          <w:tcPr>
-            <w:tcW w:w="7172" w:type="dxa"/>
+              <w:t xml:space="preserve">SBOM</w:t>
+            </w:r>
+          </w:p>
+        </w:tc>
+        <w:tc>
+          <w:tcPr>
+            <w:tcW w:w="7467" w:type="dxa"/>
             <w:vAlign w:val="top"/>
           </w:tcPr>
           <w:p>
@@ -9090,7 +9492,7 @@
                 <w:sz w:val="16"/>
                 <w:szCs w:val="16"/>
               </w:rPr>
-              <w:t xml:space="preserve">Security information and event management</w:t>
+              <w:t xml:space="preserve">Software bill of materials</w:t>
             </w:r>
           </w:p>
         </w:tc>
@@ -9102,7 +9504,7 @@
         </w:trPr>
         <w:tc>
           <w:tcPr>
-            <w:tcW w:w="1855" w:type="dxa"/>
+            <w:tcW w:w="1560" w:type="dxa"/>
             <w:vAlign w:val="top"/>
           </w:tcPr>
           <w:p>
@@ -9122,13 +9524,13 @@
                 <w:sz w:val="16"/>
                 <w:szCs w:val="16"/>
               </w:rPr>
-              <w:t xml:space="preserve">SIT</w:t>
-            </w:r>
-          </w:p>
-        </w:tc>
-        <w:tc>
-          <w:tcPr>
-            <w:tcW w:w="7172" w:type="dxa"/>
+              <w:t xml:space="preserve">SHA</w:t>
+            </w:r>
+          </w:p>
+        </w:tc>
+        <w:tc>
+          <w:tcPr>
+            <w:tcW w:w="7467" w:type="dxa"/>
             <w:vAlign w:val="top"/>
           </w:tcPr>
           <w:p>
@@ -9148,7 +9550,7 @@
                 <w:sz w:val="16"/>
                 <w:szCs w:val="16"/>
               </w:rPr>
-              <w:t xml:space="preserve">System integration testing</w:t>
+              <w:t xml:space="preserve">Secure Hash Algorithm</w:t>
             </w:r>
           </w:p>
         </w:tc>
@@ -9160,7 +9562,7 @@
         </w:trPr>
         <w:tc>
           <w:tcPr>
-            <w:tcW w:w="1855" w:type="dxa"/>
+            <w:tcW w:w="1560" w:type="dxa"/>
             <w:vAlign w:val="top"/>
           </w:tcPr>
           <w:p>
@@ -9180,13 +9582,13 @@
                 <w:sz w:val="16"/>
                 <w:szCs w:val="16"/>
               </w:rPr>
-              <w:t xml:space="preserve">SMS</w:t>
-            </w:r>
-          </w:p>
-        </w:tc>
-        <w:tc>
-          <w:tcPr>
-            <w:tcW w:w="7172" w:type="dxa"/>
+              <w:t xml:space="preserve">SIEM</w:t>
+            </w:r>
+          </w:p>
+        </w:tc>
+        <w:tc>
+          <w:tcPr>
+            <w:tcW w:w="7467" w:type="dxa"/>
             <w:vAlign w:val="top"/>
           </w:tcPr>
           <w:p>
@@ -9206,7 +9608,7 @@
                 <w:sz w:val="16"/>
                 <w:szCs w:val="16"/>
               </w:rPr>
-              <w:t xml:space="preserve">Short message service</w:t>
+              <w:t xml:space="preserve">Security information and event management</w:t>
             </w:r>
           </w:p>
         </w:tc>
@@ -9218,7 +9620,7 @@
         </w:trPr>
         <w:tc>
           <w:tcPr>
-            <w:tcW w:w="1855" w:type="dxa"/>
+            <w:tcW w:w="1560" w:type="dxa"/>
             <w:vAlign w:val="top"/>
           </w:tcPr>
           <w:p>
@@ -9238,13 +9640,13 @@
                 <w:sz w:val="16"/>
                 <w:szCs w:val="16"/>
               </w:rPr>
-              <w:t xml:space="preserve">SQL</w:t>
-            </w:r>
-          </w:p>
-        </w:tc>
-        <w:tc>
-          <w:tcPr>
-            <w:tcW w:w="7172" w:type="dxa"/>
+              <w:t xml:space="preserve">SIT</w:t>
+            </w:r>
+          </w:p>
+        </w:tc>
+        <w:tc>
+          <w:tcPr>
+            <w:tcW w:w="7467" w:type="dxa"/>
             <w:vAlign w:val="top"/>
           </w:tcPr>
           <w:p>
@@ -9264,7 +9666,7 @@
                 <w:sz w:val="16"/>
                 <w:szCs w:val="16"/>
               </w:rPr>
-              <w:t xml:space="preserve">Structured Query Language</w:t>
+              <w:t xml:space="preserve">System integration testing</w:t>
             </w:r>
           </w:p>
         </w:tc>
@@ -9276,7 +9678,7 @@
         </w:trPr>
         <w:tc>
           <w:tcPr>
-            <w:tcW w:w="1855" w:type="dxa"/>
+            <w:tcW w:w="1560" w:type="dxa"/>
             <w:vAlign w:val="top"/>
           </w:tcPr>
           <w:p>
@@ -9296,13 +9698,13 @@
                 <w:sz w:val="16"/>
                 <w:szCs w:val="16"/>
               </w:rPr>
-              <w:t xml:space="preserve">TLS</w:t>
-            </w:r>
-          </w:p>
-        </w:tc>
-        <w:tc>
-          <w:tcPr>
-            <w:tcW w:w="7172" w:type="dxa"/>
+              <w:t xml:space="preserve">SMS</w:t>
+            </w:r>
+          </w:p>
+        </w:tc>
+        <w:tc>
+          <w:tcPr>
+            <w:tcW w:w="7467" w:type="dxa"/>
             <w:vAlign w:val="top"/>
           </w:tcPr>
           <w:p>
@@ -9322,7 +9724,7 @@
                 <w:sz w:val="16"/>
                 <w:szCs w:val="16"/>
               </w:rPr>
-              <w:t xml:space="preserve">Transport Layer Security</w:t>
+              <w:t xml:space="preserve">Short message service</w:t>
             </w:r>
           </w:p>
         </w:tc>
@@ -9334,7 +9736,7 @@
         </w:trPr>
         <w:tc>
           <w:tcPr>
-            <w:tcW w:w="1855" w:type="dxa"/>
+            <w:tcW w:w="1560" w:type="dxa"/>
             <w:vAlign w:val="top"/>
           </w:tcPr>
           <w:p>
@@ -9354,13 +9756,13 @@
                 <w:sz w:val="16"/>
                 <w:szCs w:val="16"/>
               </w:rPr>
-              <w:t xml:space="preserve">TOTP</w:t>
-            </w:r>
-          </w:p>
-        </w:tc>
-        <w:tc>
-          <w:tcPr>
-            <w:tcW w:w="7172" w:type="dxa"/>
+              <w:t xml:space="preserve">SQL</w:t>
+            </w:r>
+          </w:p>
+        </w:tc>
+        <w:tc>
+          <w:tcPr>
+            <w:tcW w:w="7467" w:type="dxa"/>
             <w:vAlign w:val="top"/>
           </w:tcPr>
           <w:p>
@@ -9380,7 +9782,7 @@
                 <w:sz w:val="16"/>
                 <w:szCs w:val="16"/>
               </w:rPr>
-              <w:t xml:space="preserve">Time-based one-time password</w:t>
+              <w:t xml:space="preserve">Structured Query Language</w:t>
             </w:r>
           </w:p>
         </w:tc>
@@ -9392,7 +9794,7 @@
         </w:trPr>
         <w:tc>
           <w:tcPr>
-            <w:tcW w:w="1855" w:type="dxa"/>
+            <w:tcW w:w="1560" w:type="dxa"/>
             <w:vAlign w:val="top"/>
           </w:tcPr>
           <w:p>
@@ -9412,13 +9814,13 @@
                 <w:sz w:val="16"/>
                 <w:szCs w:val="16"/>
               </w:rPr>
-              <w:t xml:space="preserve">UAT</w:t>
-            </w:r>
-          </w:p>
-        </w:tc>
-        <w:tc>
-          <w:tcPr>
-            <w:tcW w:w="7172" w:type="dxa"/>
+              <w:t xml:space="preserve">TLS</w:t>
+            </w:r>
+          </w:p>
+        </w:tc>
+        <w:tc>
+          <w:tcPr>
+            <w:tcW w:w="7467" w:type="dxa"/>
             <w:vAlign w:val="top"/>
           </w:tcPr>
           <w:p>
@@ -9438,7 +9840,7 @@
                 <w:sz w:val="16"/>
                 <w:szCs w:val="16"/>
               </w:rPr>
-              <w:t xml:space="preserve">User acceptance testing</w:t>
+              <w:t xml:space="preserve">Transport Layer Security</w:t>
             </w:r>
           </w:p>
         </w:tc>
@@ -9450,7 +9852,7 @@
         </w:trPr>
         <w:tc>
           <w:tcPr>
-            <w:tcW w:w="1855" w:type="dxa"/>
+            <w:tcW w:w="1560" w:type="dxa"/>
             <w:vAlign w:val="top"/>
           </w:tcPr>
           <w:p>
@@ -9470,13 +9872,13 @@
                 <w:sz w:val="16"/>
                 <w:szCs w:val="16"/>
               </w:rPr>
-              <w:t xml:space="preserve">VAT</w:t>
-            </w:r>
-          </w:p>
-        </w:tc>
-        <w:tc>
-          <w:tcPr>
-            <w:tcW w:w="7172" w:type="dxa"/>
+              <w:t xml:space="preserve">TNDS</w:t>
+            </w:r>
+          </w:p>
+        </w:tc>
+        <w:tc>
+          <w:tcPr>
+            <w:tcW w:w="7467" w:type="dxa"/>
             <w:vAlign w:val="top"/>
           </w:tcPr>
           <w:p>
@@ -9496,7 +9898,7 @@
                 <w:sz w:val="16"/>
                 <w:szCs w:val="16"/>
               </w:rPr>
-              <w:t xml:space="preserve">Value added tax</w:t>
+              <w:t xml:space="preserve">Compulsory motor third-party liability insurance (Bảo hiểm TNDS bắt buộc)</w:t>
             </w:r>
           </w:p>
         </w:tc>
@@ -9508,7 +9910,7 @@
         </w:trPr>
         <w:tc>
           <w:tcPr>
-            <w:tcW w:w="1855" w:type="dxa"/>
+            <w:tcW w:w="1560" w:type="dxa"/>
             <w:vAlign w:val="top"/>
           </w:tcPr>
           <w:p>
@@ -9528,13 +9930,13 @@
                 <w:sz w:val="16"/>
                 <w:szCs w:val="16"/>
               </w:rPr>
-              <w:t xml:space="preserve">VETC</w:t>
-            </w:r>
-          </w:p>
-        </w:tc>
-        <w:tc>
-          <w:tcPr>
-            <w:tcW w:w="7172" w:type="dxa"/>
+              <w:t xml:space="preserve">TOTP</w:t>
+            </w:r>
+          </w:p>
+        </w:tc>
+        <w:tc>
+          <w:tcPr>
+            <w:tcW w:w="7467" w:type="dxa"/>
             <w:vAlign w:val="top"/>
           </w:tcPr>
           <w:p>
@@ -9554,7 +9956,7 @@
                 <w:sz w:val="16"/>
                 <w:szCs w:val="16"/>
               </w:rPr>
-              <w:t xml:space="preserve">Vietnam Electronic Toll Collection</w:t>
+              <w:t xml:space="preserve">Time-based one-time password</w:t>
             </w:r>
           </w:p>
         </w:tc>
@@ -9566,7 +9968,7 @@
         </w:trPr>
         <w:tc>
           <w:tcPr>
-            <w:tcW w:w="1855" w:type="dxa"/>
+            <w:tcW w:w="1560" w:type="dxa"/>
             <w:vAlign w:val="top"/>
           </w:tcPr>
           <w:p>
@@ -9586,13 +9988,13 @@
                 <w:sz w:val="16"/>
                 <w:szCs w:val="16"/>
               </w:rPr>
-              <w:t xml:space="preserve">WAF</w:t>
-            </w:r>
-          </w:p>
-        </w:tc>
-        <w:tc>
-          <w:tcPr>
-            <w:tcW w:w="7172" w:type="dxa"/>
+              <w:t xml:space="preserve">UAT</w:t>
+            </w:r>
+          </w:p>
+        </w:tc>
+        <w:tc>
+          <w:tcPr>
+            <w:tcW w:w="7467" w:type="dxa"/>
             <w:vAlign w:val="top"/>
           </w:tcPr>
           <w:p>
@@ -9612,7 +10014,7 @@
                 <w:sz w:val="16"/>
                 <w:szCs w:val="16"/>
               </w:rPr>
-              <w:t xml:space="preserve">Web application firewall</w:t>
+              <w:t xml:space="preserve">User acceptance testing</w:t>
             </w:r>
           </w:p>
         </w:tc>
@@ -9624,7 +10026,7 @@
         </w:trPr>
         <w:tc>
           <w:tcPr>
-            <w:tcW w:w="1855" w:type="dxa"/>
+            <w:tcW w:w="1560" w:type="dxa"/>
             <w:vAlign w:val="top"/>
           </w:tcPr>
           <w:p>
@@ -9644,13 +10046,187 @@
                 <w:sz w:val="16"/>
                 <w:szCs w:val="16"/>
               </w:rPr>
+              <w:t xml:space="preserve">VAT</w:t>
+            </w:r>
+          </w:p>
+        </w:tc>
+        <w:tc>
+          <w:tcPr>
+            <w:tcW w:w="7467" w:type="dxa"/>
+            <w:vAlign w:val="top"/>
+          </w:tcPr>
+          <w:p>
+            <w:pPr>
+              <w:spacing w:before="60"/>
+              <w:rPr>
+                <w:rFonts w:ascii="Segoe UI" w:eastAsia="Arial" w:hAnsi="Segoe UI" w:cs="Segoe UI"/>
+                <w:color w:val="101820"/>
+                <w:sz w:val="16"/>
+                <w:szCs w:val="16"/>
+              </w:rPr>
+            </w:pPr>
+            <w:r>
+              <w:rPr>
+                <w:rFonts w:ascii="Segoe UI" w:eastAsia="Arial" w:hAnsi="Segoe UI" w:cs="Segoe UI"/>
+                <w:color w:val="101820"/>
+                <w:sz w:val="16"/>
+                <w:szCs w:val="16"/>
+              </w:rPr>
+              <w:t xml:space="preserve">Value added tax</w:t>
+            </w:r>
+          </w:p>
+        </w:tc>
+      </w:tr>
+      <w:tr>
+        <w:trPr>
+          <w:cantSplit/>
+          <w:trHeight w:val="449"/>
+        </w:trPr>
+        <w:tc>
+          <w:tcPr>
+            <w:tcW w:w="1560" w:type="dxa"/>
+            <w:vAlign w:val="top"/>
+          </w:tcPr>
+          <w:p>
+            <w:pPr>
+              <w:spacing w:before="60"/>
+              <w:rPr>
+                <w:rFonts w:ascii="Segoe UI" w:eastAsia="Arial" w:hAnsi="Segoe UI" w:cs="Segoe UI"/>
+                <w:color w:val="101820"/>
+                <w:sz w:val="16"/>
+                <w:szCs w:val="16"/>
+              </w:rPr>
+            </w:pPr>
+            <w:r>
+              <w:rPr>
+                <w:rFonts w:ascii="Segoe UI" w:eastAsia="Arial" w:hAnsi="Segoe UI" w:cs="Segoe UI"/>
+                <w:color w:val="101820"/>
+                <w:sz w:val="16"/>
+                <w:szCs w:val="16"/>
+              </w:rPr>
+              <w:t xml:space="preserve">VETC</w:t>
+            </w:r>
+          </w:p>
+        </w:tc>
+        <w:tc>
+          <w:tcPr>
+            <w:tcW w:w="7467" w:type="dxa"/>
+            <w:vAlign w:val="top"/>
+          </w:tcPr>
+          <w:p>
+            <w:pPr>
+              <w:spacing w:before="60"/>
+              <w:rPr>
+                <w:rFonts w:ascii="Segoe UI" w:eastAsia="Arial" w:hAnsi="Segoe UI" w:cs="Segoe UI"/>
+                <w:color w:val="101820"/>
+                <w:sz w:val="16"/>
+                <w:szCs w:val="16"/>
+              </w:rPr>
+            </w:pPr>
+            <w:r>
+              <w:rPr>
+                <w:rFonts w:ascii="Segoe UI" w:eastAsia="Arial" w:hAnsi="Segoe UI" w:cs="Segoe UI"/>
+                <w:color w:val="101820"/>
+                <w:sz w:val="16"/>
+                <w:szCs w:val="16"/>
+              </w:rPr>
+              <w:t xml:space="preserve">Vietnam Electronic Toll Collection</w:t>
+            </w:r>
+          </w:p>
+        </w:tc>
+      </w:tr>
+      <w:tr>
+        <w:trPr>
+          <w:cantSplit/>
+          <w:trHeight w:val="449"/>
+        </w:trPr>
+        <w:tc>
+          <w:tcPr>
+            <w:tcW w:w="1560" w:type="dxa"/>
+            <w:vAlign w:val="top"/>
+          </w:tcPr>
+          <w:p>
+            <w:pPr>
+              <w:spacing w:before="60"/>
+              <w:rPr>
+                <w:rFonts w:ascii="Segoe UI" w:eastAsia="Arial" w:hAnsi="Segoe UI" w:cs="Segoe UI"/>
+                <w:color w:val="101820"/>
+                <w:sz w:val="16"/>
+                <w:szCs w:val="16"/>
+              </w:rPr>
+            </w:pPr>
+            <w:r>
+              <w:rPr>
+                <w:rFonts w:ascii="Segoe UI" w:eastAsia="Arial" w:hAnsi="Segoe UI" w:cs="Segoe UI"/>
+                <w:color w:val="101820"/>
+                <w:sz w:val="16"/>
+                <w:szCs w:val="16"/>
+              </w:rPr>
+              <w:t xml:space="preserve">WAF</w:t>
+            </w:r>
+          </w:p>
+        </w:tc>
+        <w:tc>
+          <w:tcPr>
+            <w:tcW w:w="7467" w:type="dxa"/>
+            <w:vAlign w:val="top"/>
+          </w:tcPr>
+          <w:p>
+            <w:pPr>
+              <w:spacing w:before="60"/>
+              <w:rPr>
+                <w:rFonts w:ascii="Segoe UI" w:eastAsia="Arial" w:hAnsi="Segoe UI" w:cs="Segoe UI"/>
+                <w:color w:val="101820"/>
+                <w:sz w:val="16"/>
+                <w:szCs w:val="16"/>
+              </w:rPr>
+            </w:pPr>
+            <w:r>
+              <w:rPr>
+                <w:rFonts w:ascii="Segoe UI" w:eastAsia="Arial" w:hAnsi="Segoe UI" w:cs="Segoe UI"/>
+                <w:color w:val="101820"/>
+                <w:sz w:val="16"/>
+                <w:szCs w:val="16"/>
+              </w:rPr>
+              <w:t xml:space="preserve">Web application firewall</w:t>
+            </w:r>
+          </w:p>
+        </w:tc>
+      </w:tr>
+      <w:tr>
+        <w:trPr>
+          <w:cantSplit/>
+          <w:trHeight w:val="449"/>
+        </w:trPr>
+        <w:tc>
+          <w:tcPr>
+            <w:tcW w:w="1560" w:type="dxa"/>
+            <w:vAlign w:val="top"/>
+          </w:tcPr>
+          <w:p>
+            <w:pPr>
+              <w:spacing w:before="60"/>
+              <w:rPr>
+                <w:rFonts w:ascii="Segoe UI" w:eastAsia="Arial" w:hAnsi="Segoe UI" w:cs="Segoe UI"/>
+                <w:color w:val="101820"/>
+                <w:sz w:val="16"/>
+                <w:szCs w:val="16"/>
+              </w:rPr>
+            </w:pPr>
+            <w:r>
+              <w:rPr>
+                <w:rFonts w:ascii="Segoe UI" w:eastAsia="Arial" w:hAnsi="Segoe UI" w:cs="Segoe UI"/>
+                <w:color w:val="101820"/>
+                <w:sz w:val="16"/>
+                <w:szCs w:val="16"/>
+              </w:rPr>
               <w:t xml:space="preserve">ZNS</w:t>
             </w:r>
           </w:p>
         </w:tc>
         <w:tc>
           <w:tcPr>
-            <w:tcW w:w="7172" w:type="dxa"/>
+            <w:tcW w:w="7467" w:type="dxa"/>
             <w:vAlign w:val="top"/>
           </w:tcPr>
           <w:p>
@@ -9744,7 +10320,7 @@
         <w:pStyle w:val="FirstParagraph"/>
       </w:pPr>
       <w:r>
-        <w:t xml:space="preserve">Thirteen decisions are recorded, from the overall structure to TASCO core’s role as master for products and rating. Each record has the same five parts: context, decision drivers, options considered, decision and consequences. Consequences include the known limitations and the planned follow-up, so the trade-off is visible. A decision is changed by a new record that supersedes the old one; records are not rewritten.</w:t>
+        <w:t xml:space="preserve">Fourteen decisions are recorded, from the overall structure to TASCO core’s role as master for products and rating and the rules for quick renewal. Each record has the same five parts: context, decision drivers, options considered, decision and consequences. Consequences include the known limitations and the planned follow-up, so the trade-off is visible. A decision is changed by a new record that supersedes the old one; records are not rewritten.</w:t>
       </w:r>
     </w:p>
     <w:p>
@@ -10222,10 +10798,10 @@
         <w:tblLook w:val="04A0" w:firstRow="1" w:lastRow="0" w:firstColumn="0" w:lastColumn="0" w:noHBand="0" w:noVBand="1"/>
       </w:tblPr>
       <w:tblGrid>
-        <w:gridCol w:w="1100"/>
-        <w:gridCol w:w="4752"/>
-        <w:gridCol w:w="1692"/>
-        <w:gridCol w:w="1483"/>
+        <w:gridCol w:w="1094"/>
+        <w:gridCol w:w="4840"/>
+        <w:gridCol w:w="1621"/>
+        <w:gridCol w:w="1472"/>
       </w:tblGrid>
       <w:tr>
         <w:trPr>
@@ -10234,7 +10810,7 @@
         </w:trPr>
         <w:tc>
           <w:tcPr>
-            <w:tcW w:w="1100" w:type="dxa"/>
+            <w:tcW w:w="1094" w:type="dxa"/>
             <w:shd w:val="clear" w:color="auto" w:fill="0F4761"/>
             <w:vAlign w:val="center"/>
           </w:tcPr>
@@ -10253,7 +10829,7 @@
         </w:tc>
         <w:tc>
           <w:tcPr>
-            <w:tcW w:w="4752" w:type="dxa"/>
+            <w:tcW w:w="4840" w:type="dxa"/>
             <w:shd w:val="clear" w:color="auto" w:fill="0F4761"/>
             <w:vAlign w:val="center"/>
           </w:tcPr>
@@ -10272,7 +10848,7 @@
         </w:tc>
         <w:tc>
           <w:tcPr>
-            <w:tcW w:w="1692" w:type="dxa"/>
+            <w:tcW w:w="1621" w:type="dxa"/>
             <w:shd w:val="clear" w:color="auto" w:fill="0F4761"/>
             <w:vAlign w:val="center"/>
           </w:tcPr>
@@ -10291,7 +10867,7 @@
         </w:tc>
         <w:tc>
           <w:tcPr>
-            <w:tcW w:w="1483" w:type="dxa"/>
+            <w:tcW w:w="1472" w:type="dxa"/>
             <w:shd w:val="clear" w:color="auto" w:fill="0F4761"/>
             <w:vAlign w:val="center"/>
           </w:tcPr>
@@ -10315,7 +10891,7 @@
         </w:trPr>
         <w:tc>
           <w:tcPr>
-            <w:tcW w:w="1100" w:type="dxa"/>
+            <w:tcW w:w="1094" w:type="dxa"/>
             <w:noWrap/>
             <w:vAlign w:val="top"/>
           </w:tcPr>
@@ -10331,7 +10907,7 @@
         </w:tc>
         <w:tc>
           <w:tcPr>
-            <w:tcW w:w="4752" w:type="dxa"/>
+            <w:tcW w:w="4840" w:type="dxa"/>
             <w:vAlign w:val="top"/>
           </w:tcPr>
           <w:p>
@@ -10346,7 +10922,7 @@
         </w:tc>
         <w:tc>
           <w:tcPr>
-            <w:tcW w:w="1692" w:type="dxa"/>
+            <w:tcW w:w="1621" w:type="dxa"/>
             <w:vAlign w:val="top"/>
           </w:tcPr>
           <w:p>
@@ -10361,7 +10937,7 @@
         </w:tc>
         <w:tc>
           <w:tcPr>
-            <w:tcW w:w="1483" w:type="dxa"/>
+            <w:tcW w:w="1472" w:type="dxa"/>
             <w:vAlign w:val="top"/>
           </w:tcPr>
           <w:p>
@@ -10381,7 +10957,7 @@
         </w:trPr>
         <w:tc>
           <w:tcPr>
-            <w:tcW w:w="1100" w:type="dxa"/>
+            <w:tcW w:w="1094" w:type="dxa"/>
             <w:shd w:val="clear" w:color="auto" w:fill="F4F7FB"/>
             <w:noWrap/>
             <w:vAlign w:val="top"/>
@@ -10398,7 +10974,7 @@
         </w:tc>
         <w:tc>
           <w:tcPr>
-            <w:tcW w:w="4752" w:type="dxa"/>
+            <w:tcW w:w="4840" w:type="dxa"/>
             <w:shd w:val="clear" w:color="auto" w:fill="F4F7FB"/>
             <w:vAlign w:val="top"/>
           </w:tcPr>
@@ -10414,7 +10990,7 @@
         </w:tc>
         <w:tc>
           <w:tcPr>
-            <w:tcW w:w="1692" w:type="dxa"/>
+            <w:tcW w:w="1621" w:type="dxa"/>
             <w:shd w:val="clear" w:color="auto" w:fill="F4F7FB"/>
             <w:vAlign w:val="top"/>
           </w:tcPr>
@@ -10430,7 +11006,7 @@
         </w:tc>
         <w:tc>
           <w:tcPr>
-            <w:tcW w:w="1483" w:type="dxa"/>
+            <w:tcW w:w="1472" w:type="dxa"/>
             <w:shd w:val="clear" w:color="auto" w:fill="F4F7FB"/>
             <w:vAlign w:val="top"/>
           </w:tcPr>
@@ -10451,7 +11027,7 @@
         </w:trPr>
         <w:tc>
           <w:tcPr>
-            <w:tcW w:w="1100" w:type="dxa"/>
+            <w:tcW w:w="1094" w:type="dxa"/>
             <w:noWrap/>
             <w:vAlign w:val="top"/>
           </w:tcPr>
@@ -10467,7 +11043,7 @@
         </w:tc>
         <w:tc>
           <w:tcPr>
-            <w:tcW w:w="4752" w:type="dxa"/>
+            <w:tcW w:w="4840" w:type="dxa"/>
             <w:vAlign w:val="top"/>
           </w:tcPr>
           <w:p>
@@ -10482,7 +11058,7 @@
         </w:tc>
         <w:tc>
           <w:tcPr>
-            <w:tcW w:w="1692" w:type="dxa"/>
+            <w:tcW w:w="1621" w:type="dxa"/>
             <w:vAlign w:val="top"/>
           </w:tcPr>
           <w:p>
@@ -10497,7 +11073,7 @@
         </w:tc>
         <w:tc>
           <w:tcPr>
-            <w:tcW w:w="1483" w:type="dxa"/>
+            <w:tcW w:w="1472" w:type="dxa"/>
             <w:vAlign w:val="top"/>
           </w:tcPr>
           <w:p>
@@ -10517,7 +11093,7 @@
         </w:trPr>
         <w:tc>
           <w:tcPr>
-            <w:tcW w:w="1100" w:type="dxa"/>
+            <w:tcW w:w="1094" w:type="dxa"/>
             <w:shd w:val="clear" w:color="auto" w:fill="F4F7FB"/>
             <w:noWrap/>
             <w:vAlign w:val="top"/>
@@ -10534,7 +11110,7 @@
         </w:tc>
         <w:tc>
           <w:tcPr>
-            <w:tcW w:w="4752" w:type="dxa"/>
+            <w:tcW w:w="4840" w:type="dxa"/>
             <w:shd w:val="clear" w:color="auto" w:fill="F4F7FB"/>
             <w:vAlign w:val="top"/>
           </w:tcPr>
@@ -10550,7 +11126,7 @@
         </w:tc>
         <w:tc>
           <w:tcPr>
-            <w:tcW w:w="1692" w:type="dxa"/>
+            <w:tcW w:w="1621" w:type="dxa"/>
             <w:shd w:val="clear" w:color="auto" w:fill="F4F7FB"/>
             <w:vAlign w:val="top"/>
           </w:tcPr>
@@ -10566,7 +11142,7 @@
         </w:tc>
         <w:tc>
           <w:tcPr>
-            <w:tcW w:w="1483" w:type="dxa"/>
+            <w:tcW w:w="1472" w:type="dxa"/>
             <w:shd w:val="clear" w:color="auto" w:fill="F4F7FB"/>
             <w:vAlign w:val="top"/>
           </w:tcPr>
@@ -10587,7 +11163,7 @@
         </w:trPr>
         <w:tc>
           <w:tcPr>
-            <w:tcW w:w="1100" w:type="dxa"/>
+            <w:tcW w:w="1094" w:type="dxa"/>
             <w:noWrap/>
             <w:vAlign w:val="top"/>
           </w:tcPr>
@@ -10603,7 +11179,7 @@
         </w:tc>
         <w:tc>
           <w:tcPr>
-            <w:tcW w:w="4752" w:type="dxa"/>
+            <w:tcW w:w="4840" w:type="dxa"/>
             <w:vAlign w:val="top"/>
           </w:tcPr>
           <w:p>
@@ -10618,7 +11194,7 @@
         </w:tc>
         <w:tc>
           <w:tcPr>
-            <w:tcW w:w="1692" w:type="dxa"/>
+            <w:tcW w:w="1621" w:type="dxa"/>
             <w:vAlign w:val="top"/>
           </w:tcPr>
           <w:p>
@@ -10633,7 +11209,7 @@
         </w:tc>
         <w:tc>
           <w:tcPr>
-            <w:tcW w:w="1483" w:type="dxa"/>
+            <w:tcW w:w="1472" w:type="dxa"/>
             <w:vAlign w:val="top"/>
           </w:tcPr>
           <w:p>
@@ -10653,7 +11229,7 @@
         </w:trPr>
         <w:tc>
           <w:tcPr>
-            <w:tcW w:w="1100" w:type="dxa"/>
+            <w:tcW w:w="1094" w:type="dxa"/>
             <w:shd w:val="clear" w:color="auto" w:fill="F4F7FB"/>
             <w:noWrap/>
             <w:vAlign w:val="top"/>
@@ -10670,7 +11246,7 @@
         </w:tc>
         <w:tc>
           <w:tcPr>
-            <w:tcW w:w="4752" w:type="dxa"/>
+            <w:tcW w:w="4840" w:type="dxa"/>
             <w:shd w:val="clear" w:color="auto" w:fill="F4F7FB"/>
             <w:vAlign w:val="top"/>
           </w:tcPr>
@@ -10686,7 +11262,7 @@
         </w:tc>
         <w:tc>
           <w:tcPr>
-            <w:tcW w:w="1692" w:type="dxa"/>
+            <w:tcW w:w="1621" w:type="dxa"/>
             <w:shd w:val="clear" w:color="auto" w:fill="F4F7FB"/>
             <w:vAlign w:val="top"/>
           </w:tcPr>
@@ -10702,7 +11278,7 @@
         </w:tc>
         <w:tc>
           <w:tcPr>
-            <w:tcW w:w="1483" w:type="dxa"/>
+            <w:tcW w:w="1472" w:type="dxa"/>
             <w:shd w:val="clear" w:color="auto" w:fill="F4F7FB"/>
             <w:vAlign w:val="top"/>
           </w:tcPr>
@@ -10723,7 +11299,7 @@
         </w:trPr>
         <w:tc>
           <w:tcPr>
-            <w:tcW w:w="1100" w:type="dxa"/>
+            <w:tcW w:w="1094" w:type="dxa"/>
             <w:noWrap/>
             <w:vAlign w:val="top"/>
           </w:tcPr>
@@ -10739,7 +11315,7 @@
         </w:tc>
         <w:tc>
           <w:tcPr>
-            <w:tcW w:w="4752" w:type="dxa"/>
+            <w:tcW w:w="4840" w:type="dxa"/>
             <w:vAlign w:val="top"/>
           </w:tcPr>
           <w:p>
@@ -10754,7 +11330,7 @@
         </w:tc>
         <w:tc>
           <w:tcPr>
-            <w:tcW w:w="1692" w:type="dxa"/>
+            <w:tcW w:w="1621" w:type="dxa"/>
             <w:vAlign w:val="top"/>
           </w:tcPr>
           <w:p>
@@ -10769,7 +11345,7 @@
         </w:tc>
         <w:tc>
           <w:tcPr>
-            <w:tcW w:w="1483" w:type="dxa"/>
+            <w:tcW w:w="1472" w:type="dxa"/>
             <w:vAlign w:val="top"/>
           </w:tcPr>
           <w:p>
@@ -10789,7 +11365,7 @@
         </w:trPr>
         <w:tc>
           <w:tcPr>
-            <w:tcW w:w="1100" w:type="dxa"/>
+            <w:tcW w:w="1094" w:type="dxa"/>
             <w:shd w:val="clear" w:color="auto" w:fill="F4F7FB"/>
             <w:noWrap/>
             <w:vAlign w:val="top"/>
@@ -10806,7 +11382,7 @@
         </w:tc>
         <w:tc>
           <w:tcPr>
-            <w:tcW w:w="4752" w:type="dxa"/>
+            <w:tcW w:w="4840" w:type="dxa"/>
             <w:shd w:val="clear" w:color="auto" w:fill="F4F7FB"/>
             <w:vAlign w:val="top"/>
           </w:tcPr>
@@ -10822,7 +11398,7 @@
         </w:tc>
         <w:tc>
           <w:tcPr>
-            <w:tcW w:w="1692" w:type="dxa"/>
+            <w:tcW w:w="1621" w:type="dxa"/>
             <w:shd w:val="clear" w:color="auto" w:fill="F4F7FB"/>
             <w:vAlign w:val="top"/>
           </w:tcPr>
@@ -10838,7 +11414,7 @@
         </w:tc>
         <w:tc>
           <w:tcPr>
-            <w:tcW w:w="1483" w:type="dxa"/>
+            <w:tcW w:w="1472" w:type="dxa"/>
             <w:shd w:val="clear" w:color="auto" w:fill="F4F7FB"/>
             <w:vAlign w:val="top"/>
           </w:tcPr>
@@ -10859,7 +11435,7 @@
         </w:trPr>
         <w:tc>
           <w:tcPr>
-            <w:tcW w:w="1100" w:type="dxa"/>
+            <w:tcW w:w="1094" w:type="dxa"/>
             <w:noWrap/>
             <w:vAlign w:val="top"/>
           </w:tcPr>
@@ -10875,7 +11451,7 @@
         </w:tc>
         <w:tc>
           <w:tcPr>
-            <w:tcW w:w="4752" w:type="dxa"/>
+            <w:tcW w:w="4840" w:type="dxa"/>
             <w:vAlign w:val="top"/>
           </w:tcPr>
           <w:p>
@@ -10890,7 +11466,7 @@
         </w:tc>
         <w:tc>
           <w:tcPr>
-            <w:tcW w:w="1692" w:type="dxa"/>
+            <w:tcW w:w="1621" w:type="dxa"/>
             <w:vAlign w:val="top"/>
           </w:tcPr>
           <w:p>
@@ -10905,7 +11481,7 @@
         </w:tc>
         <w:tc>
           <w:tcPr>
-            <w:tcW w:w="1483" w:type="dxa"/>
+            <w:tcW w:w="1472" w:type="dxa"/>
             <w:vAlign w:val="top"/>
           </w:tcPr>
           <w:p>
@@ -10925,7 +11501,7 @@
         </w:trPr>
         <w:tc>
           <w:tcPr>
-            <w:tcW w:w="1100" w:type="dxa"/>
+            <w:tcW w:w="1094" w:type="dxa"/>
             <w:shd w:val="clear" w:color="auto" w:fill="F4F7FB"/>
             <w:noWrap/>
             <w:vAlign w:val="top"/>
@@ -10942,7 +11518,7 @@
         </w:tc>
         <w:tc>
           <w:tcPr>
-            <w:tcW w:w="4752" w:type="dxa"/>
+            <w:tcW w:w="4840" w:type="dxa"/>
             <w:shd w:val="clear" w:color="auto" w:fill="F4F7FB"/>
             <w:vAlign w:val="top"/>
           </w:tcPr>
@@ -10958,7 +11534,7 @@
         </w:tc>
         <w:tc>
           <w:tcPr>
-            <w:tcW w:w="1692" w:type="dxa"/>
+            <w:tcW w:w="1621" w:type="dxa"/>
             <w:shd w:val="clear" w:color="auto" w:fill="F4F7FB"/>
             <w:vAlign w:val="top"/>
           </w:tcPr>
@@ -10974,7 +11550,7 @@
         </w:tc>
         <w:tc>
           <w:tcPr>
-            <w:tcW w:w="1483" w:type="dxa"/>
+            <w:tcW w:w="1472" w:type="dxa"/>
             <w:shd w:val="clear" w:color="auto" w:fill="F4F7FB"/>
             <w:vAlign w:val="top"/>
           </w:tcPr>
@@ -10995,7 +11571,7 @@
         </w:trPr>
         <w:tc>
           <w:tcPr>
-            <w:tcW w:w="1100" w:type="dxa"/>
+            <w:tcW w:w="1094" w:type="dxa"/>
             <w:noWrap/>
             <w:vAlign w:val="top"/>
           </w:tcPr>
@@ -11011,7 +11587,7 @@
         </w:tc>
         <w:tc>
           <w:tcPr>
-            <w:tcW w:w="4752" w:type="dxa"/>
+            <w:tcW w:w="4840" w:type="dxa"/>
             <w:vAlign w:val="top"/>
           </w:tcPr>
           <w:p>
@@ -11026,7 +11602,7 @@
         </w:tc>
         <w:tc>
           <w:tcPr>
-            <w:tcW w:w="1692" w:type="dxa"/>
+            <w:tcW w:w="1621" w:type="dxa"/>
             <w:vAlign w:val="top"/>
           </w:tcPr>
           <w:p>
@@ -11041,7 +11617,7 @@
         </w:tc>
         <w:tc>
           <w:tcPr>
-            <w:tcW w:w="1483" w:type="dxa"/>
+            <w:tcW w:w="1472" w:type="dxa"/>
             <w:vAlign w:val="top"/>
           </w:tcPr>
           <w:p>
@@ -11061,7 +11637,7 @@
         </w:trPr>
         <w:tc>
           <w:tcPr>
-            <w:tcW w:w="1100" w:type="dxa"/>
+            <w:tcW w:w="1094" w:type="dxa"/>
             <w:shd w:val="clear" w:color="auto" w:fill="F4F7FB"/>
             <w:noWrap/>
             <w:vAlign w:val="top"/>
@@ -11078,7 +11654,7 @@
         </w:tc>
         <w:tc>
           <w:tcPr>
-            <w:tcW w:w="4752" w:type="dxa"/>
+            <w:tcW w:w="4840" w:type="dxa"/>
             <w:shd w:val="clear" w:color="auto" w:fill="F4F7FB"/>
             <w:vAlign w:val="top"/>
           </w:tcPr>
@@ -11094,7 +11670,7 @@
         </w:tc>
         <w:tc>
           <w:tcPr>
-            <w:tcW w:w="1692" w:type="dxa"/>
+            <w:tcW w:w="1621" w:type="dxa"/>
             <w:shd w:val="clear" w:color="auto" w:fill="F4F7FB"/>
             <w:vAlign w:val="top"/>
           </w:tcPr>
@@ -11110,7 +11686,7 @@
         </w:tc>
         <w:tc>
           <w:tcPr>
-            <w:tcW w:w="1483" w:type="dxa"/>
+            <w:tcW w:w="1472" w:type="dxa"/>
             <w:shd w:val="clear" w:color="auto" w:fill="F4F7FB"/>
             <w:vAlign w:val="top"/>
           </w:tcPr>
@@ -11131,7 +11707,7 @@
         </w:trPr>
         <w:tc>
           <w:tcPr>
-            <w:tcW w:w="1100" w:type="dxa"/>
+            <w:tcW w:w="1094" w:type="dxa"/>
             <w:noWrap/>
             <w:vAlign w:val="top"/>
           </w:tcPr>
@@ -11147,7 +11723,7 @@
         </w:tc>
         <w:tc>
           <w:tcPr>
-            <w:tcW w:w="4752" w:type="dxa"/>
+            <w:tcW w:w="4840" w:type="dxa"/>
             <w:vAlign w:val="top"/>
           </w:tcPr>
           <w:p>
@@ -11162,7 +11738,7 @@
         </w:tc>
         <w:tc>
           <w:tcPr>
-            <w:tcW w:w="1692" w:type="dxa"/>
+            <w:tcW w:w="1621" w:type="dxa"/>
             <w:vAlign w:val="top"/>
           </w:tcPr>
           <w:p>
@@ -11177,7 +11753,7 @@
         </w:tc>
         <w:tc>
           <w:tcPr>
-            <w:tcW w:w="1483" w:type="dxa"/>
+            <w:tcW w:w="1472" w:type="dxa"/>
             <w:vAlign w:val="top"/>
           </w:tcPr>
           <w:p>
@@ -11187,6 +11763,76 @@
             </w:pPr>
             <w:r>
               <w:t xml:space="preserve">07/10/2026</w:t>
+            </w:r>
+          </w:p>
+        </w:tc>
+      </w:tr>
+      <w:tr>
+        <w:trPr>
+          <w:cantSplit/>
+        </w:trPr>
+        <w:tc>
+          <w:tcPr>
+            <w:tcW w:w="1094" w:type="dxa"/>
+            <w:shd w:val="clear" w:color="auto" w:fill="F4F7FB"/>
+            <w:noWrap/>
+            <w:vAlign w:val="top"/>
+          </w:tcPr>
+          <w:p>
+            <w:pPr>
+              <w:pStyle w:val="TableText"/>
+              <w:jc w:val="left"/>
+            </w:pPr>
+            <w:r>
+              <w:t xml:space="preserve">ADR-014</w:t>
+            </w:r>
+          </w:p>
+        </w:tc>
+        <w:tc>
+          <w:tcPr>
+            <w:tcW w:w="4840" w:type="dxa"/>
+            <w:shd w:val="clear" w:color="auto" w:fill="F4F7FB"/>
+            <w:vAlign w:val="top"/>
+          </w:tcPr>
+          <w:p>
+            <w:pPr>
+              <w:pStyle w:val="TableText"/>
+              <w:jc w:val="left"/>
+            </w:pPr>
+            <w:r>
+              <w:t xml:space="preserve">Quick renewal decided by rules, with an explicit declaration</w:t>
+            </w:r>
+          </w:p>
+        </w:tc>
+        <w:tc>
+          <w:tcPr>
+            <w:tcW w:w="1621" w:type="dxa"/>
+            <w:shd w:val="clear" w:color="auto" w:fill="F4F7FB"/>
+            <w:vAlign w:val="top"/>
+          </w:tcPr>
+          <w:p>
+            <w:pPr>
+              <w:pStyle w:val="TableText"/>
+              <w:jc w:val="left"/>
+            </w:pPr>
+            <w:r>
+              <w:t xml:space="preserve">Accepted</w:t>
+            </w:r>
+          </w:p>
+        </w:tc>
+        <w:tc>
+          <w:tcPr>
+            <w:tcW w:w="1472" w:type="dxa"/>
+            <w:shd w:val="clear" w:color="auto" w:fill="F4F7FB"/>
+            <w:vAlign w:val="top"/>
+          </w:tcPr>
+          <w:p>
+            <w:pPr>
+              <w:pStyle w:val="TableText"/>
+              <w:jc w:val="left"/>
+            </w:pPr>
+            <w:r>
+              <w:t xml:space="preserve">08/10/2026</w:t>
             </w:r>
           </w:p>
         </w:tc>
@@ -11335,8 +11981,8 @@
         <w:tblLook w:val="04A0" w:firstRow="1" w:lastRow="0" w:firstColumn="0" w:lastColumn="0" w:noHBand="0" w:noVBand="1"/>
       </w:tblPr>
       <w:tblGrid>
-        <w:gridCol w:w="4498"/>
-        <w:gridCol w:w="4529"/>
+        <w:gridCol w:w="4504"/>
+        <w:gridCol w:w="4523"/>
       </w:tblGrid>
       <w:tr>
         <w:trPr>
@@ -11345,7 +11991,7 @@
         </w:trPr>
         <w:tc>
           <w:tcPr>
-            <w:tcW w:w="4498" w:type="dxa"/>
+            <w:tcW w:w="4504" w:type="dxa"/>
             <w:shd w:val="clear" w:color="auto" w:fill="0F4761"/>
             <w:vAlign w:val="center"/>
           </w:tcPr>
@@ -11364,7 +12010,7 @@
         </w:tc>
         <w:tc>
           <w:tcPr>
-            <w:tcW w:w="4529" w:type="dxa"/>
+            <w:tcW w:w="4523" w:type="dxa"/>
             <w:shd w:val="clear" w:color="auto" w:fill="0F4761"/>
             <w:vAlign w:val="center"/>
           </w:tcPr>
@@ -11388,7 +12034,7 @@
         </w:trPr>
         <w:tc>
           <w:tcPr>
-            <w:tcW w:w="4498" w:type="dxa"/>
+            <w:tcW w:w="4504" w:type="dxa"/>
             <w:vAlign w:val="top"/>
           </w:tcPr>
           <w:p>
@@ -11403,7 +12049,7 @@
         </w:tc>
         <w:tc>
           <w:tcPr>
-            <w:tcW w:w="4529" w:type="dxa"/>
+            <w:tcW w:w="4523" w:type="dxa"/>
             <w:vAlign w:val="top"/>
           </w:tcPr>
           <w:p>
@@ -11423,7 +12069,7 @@
         </w:trPr>
         <w:tc>
           <w:tcPr>
-            <w:tcW w:w="4498" w:type="dxa"/>
+            <w:tcW w:w="4504" w:type="dxa"/>
             <w:shd w:val="clear" w:color="auto" w:fill="F4F7FB"/>
             <w:vAlign w:val="top"/>
           </w:tcPr>
@@ -11439,7 +12085,7 @@
         </w:tc>
         <w:tc>
           <w:tcPr>
-            <w:tcW w:w="4529" w:type="dxa"/>
+            <w:tcW w:w="4523" w:type="dxa"/>
             <w:shd w:val="clear" w:color="auto" w:fill="F4F7FB"/>
             <w:vAlign w:val="top"/>
           </w:tcPr>
@@ -11460,7 +12106,7 @@
         </w:trPr>
         <w:tc>
           <w:tcPr>
-            <w:tcW w:w="4498" w:type="dxa"/>
+            <w:tcW w:w="4504" w:type="dxa"/>
             <w:vAlign w:val="top"/>
           </w:tcPr>
           <w:p>
@@ -11475,7 +12121,7 @@
         </w:tc>
         <w:tc>
           <w:tcPr>
-            <w:tcW w:w="4529" w:type="dxa"/>
+            <w:tcW w:w="4523" w:type="dxa"/>
             <w:vAlign w:val="top"/>
           </w:tcPr>
           <w:p>
@@ -11733,8 +12379,8 @@
         <w:tblLook w:val="04A0" w:firstRow="1" w:lastRow="0" w:firstColumn="0" w:lastColumn="0" w:noHBand="0" w:noVBand="1"/>
       </w:tblPr>
       <w:tblGrid>
-        <w:gridCol w:w="4498"/>
-        <w:gridCol w:w="4529"/>
+        <w:gridCol w:w="4504"/>
+        <w:gridCol w:w="4523"/>
       </w:tblGrid>
       <w:tr>
         <w:trPr>
@@ -11743,7 +12389,7 @@
         </w:trPr>
         <w:tc>
           <w:tcPr>
-            <w:tcW w:w="4498" w:type="dxa"/>
+            <w:tcW w:w="4504" w:type="dxa"/>
             <w:shd w:val="clear" w:color="auto" w:fill="0F4761"/>
             <w:vAlign w:val="center"/>
           </w:tcPr>
@@ -11762,7 +12408,7 @@
         </w:tc>
         <w:tc>
           <w:tcPr>
-            <w:tcW w:w="4529" w:type="dxa"/>
+            <w:tcW w:w="4523" w:type="dxa"/>
             <w:shd w:val="clear" w:color="auto" w:fill="0F4761"/>
             <w:vAlign w:val="center"/>
           </w:tcPr>
@@ -11786,7 +12432,7 @@
         </w:trPr>
         <w:tc>
           <w:tcPr>
-            <w:tcW w:w="4498" w:type="dxa"/>
+            <w:tcW w:w="4504" w:type="dxa"/>
             <w:vAlign w:val="top"/>
           </w:tcPr>
           <w:p>
@@ -11801,7 +12447,7 @@
         </w:tc>
         <w:tc>
           <w:tcPr>
-            <w:tcW w:w="4529" w:type="dxa"/>
+            <w:tcW w:w="4523" w:type="dxa"/>
             <w:vAlign w:val="top"/>
           </w:tcPr>
           <w:p>
@@ -11821,7 +12467,7 @@
         </w:trPr>
         <w:tc>
           <w:tcPr>
-            <w:tcW w:w="4498" w:type="dxa"/>
+            <w:tcW w:w="4504" w:type="dxa"/>
             <w:shd w:val="clear" w:color="auto" w:fill="F4F7FB"/>
             <w:vAlign w:val="top"/>
           </w:tcPr>
@@ -11837,7 +12483,7 @@
         </w:tc>
         <w:tc>
           <w:tcPr>
-            <w:tcW w:w="4529" w:type="dxa"/>
+            <w:tcW w:w="4523" w:type="dxa"/>
             <w:shd w:val="clear" w:color="auto" w:fill="F4F7FB"/>
             <w:vAlign w:val="top"/>
           </w:tcPr>
@@ -11858,7 +12504,7 @@
         </w:trPr>
         <w:tc>
           <w:tcPr>
-            <w:tcW w:w="4498" w:type="dxa"/>
+            <w:tcW w:w="4504" w:type="dxa"/>
             <w:vAlign w:val="top"/>
           </w:tcPr>
           <w:p>
@@ -11873,7 +12519,7 @@
         </w:tc>
         <w:tc>
           <w:tcPr>
-            <w:tcW w:w="4529" w:type="dxa"/>
+            <w:tcW w:w="4523" w:type="dxa"/>
             <w:vAlign w:val="top"/>
           </w:tcPr>
           <w:p>
@@ -12146,8 +12792,8 @@
         <w:tblLook w:val="04A0" w:firstRow="1" w:lastRow="0" w:firstColumn="0" w:lastColumn="0" w:noHBand="0" w:noVBand="1"/>
       </w:tblPr>
       <w:tblGrid>
-        <w:gridCol w:w="4498"/>
-        <w:gridCol w:w="4529"/>
+        <w:gridCol w:w="4504"/>
+        <w:gridCol w:w="4523"/>
       </w:tblGrid>
       <w:tr>
         <w:trPr>
@@ -12156,7 +12802,7 @@
         </w:trPr>
         <w:tc>
           <w:tcPr>
-            <w:tcW w:w="4498" w:type="dxa"/>
+            <w:tcW w:w="4504" w:type="dxa"/>
             <w:shd w:val="clear" w:color="auto" w:fill="0F4761"/>
             <w:vAlign w:val="center"/>
           </w:tcPr>
@@ -12175,7 +12821,7 @@
         </w:tc>
         <w:tc>
           <w:tcPr>
-            <w:tcW w:w="4529" w:type="dxa"/>
+            <w:tcW w:w="4523" w:type="dxa"/>
             <w:shd w:val="clear" w:color="auto" w:fill="0F4761"/>
             <w:vAlign w:val="center"/>
           </w:tcPr>
@@ -12199,7 +12845,7 @@
         </w:trPr>
         <w:tc>
           <w:tcPr>
-            <w:tcW w:w="4498" w:type="dxa"/>
+            <w:tcW w:w="4504" w:type="dxa"/>
             <w:vAlign w:val="top"/>
           </w:tcPr>
           <w:p>
@@ -12214,7 +12860,7 @@
         </w:tc>
         <w:tc>
           <w:tcPr>
-            <w:tcW w:w="4529" w:type="dxa"/>
+            <w:tcW w:w="4523" w:type="dxa"/>
             <w:vAlign w:val="top"/>
           </w:tcPr>
           <w:p>
@@ -12234,7 +12880,7 @@
         </w:trPr>
         <w:tc>
           <w:tcPr>
-            <w:tcW w:w="4498" w:type="dxa"/>
+            <w:tcW w:w="4504" w:type="dxa"/>
             <w:shd w:val="clear" w:color="auto" w:fill="F4F7FB"/>
             <w:vAlign w:val="top"/>
           </w:tcPr>
@@ -12250,7 +12896,7 @@
         </w:tc>
         <w:tc>
           <w:tcPr>
-            <w:tcW w:w="4529" w:type="dxa"/>
+            <w:tcW w:w="4523" w:type="dxa"/>
             <w:shd w:val="clear" w:color="auto" w:fill="F4F7FB"/>
             <w:vAlign w:val="top"/>
           </w:tcPr>
@@ -12271,7 +12917,7 @@
         </w:trPr>
         <w:tc>
           <w:tcPr>
-            <w:tcW w:w="4498" w:type="dxa"/>
+            <w:tcW w:w="4504" w:type="dxa"/>
             <w:vAlign w:val="top"/>
           </w:tcPr>
           <w:p>
@@ -12286,7 +12932,7 @@
         </w:tc>
         <w:tc>
           <w:tcPr>
-            <w:tcW w:w="4529" w:type="dxa"/>
+            <w:tcW w:w="4523" w:type="dxa"/>
             <w:vAlign w:val="top"/>
           </w:tcPr>
           <w:p>
@@ -12306,7 +12952,7 @@
         </w:trPr>
         <w:tc>
           <w:tcPr>
-            <w:tcW w:w="4498" w:type="dxa"/>
+            <w:tcW w:w="4504" w:type="dxa"/>
             <w:shd w:val="clear" w:color="auto" w:fill="F4F7FB"/>
             <w:vAlign w:val="top"/>
           </w:tcPr>
@@ -12322,7 +12968,7 @@
         </w:tc>
         <w:tc>
           <w:tcPr>
-            <w:tcW w:w="4529" w:type="dxa"/>
+            <w:tcW w:w="4523" w:type="dxa"/>
             <w:shd w:val="clear" w:color="auto" w:fill="F4F7FB"/>
             <w:vAlign w:val="top"/>
           </w:tcPr>
@@ -12581,8 +13227,8 @@
         <w:tblLook w:val="04A0" w:firstRow="1" w:lastRow="0" w:firstColumn="0" w:lastColumn="0" w:noHBand="0" w:noVBand="1"/>
       </w:tblPr>
       <w:tblGrid>
-        <w:gridCol w:w="4498"/>
-        <w:gridCol w:w="4529"/>
+        <w:gridCol w:w="4504"/>
+        <w:gridCol w:w="4523"/>
       </w:tblGrid>
       <w:tr>
         <w:trPr>
@@ -12591,7 +13237,7 @@
         </w:trPr>
         <w:tc>
           <w:tcPr>
-            <w:tcW w:w="4498" w:type="dxa"/>
+            <w:tcW w:w="4504" w:type="dxa"/>
             <w:shd w:val="clear" w:color="auto" w:fill="0F4761"/>
             <w:vAlign w:val="center"/>
           </w:tcPr>
@@ -12610,7 +13256,7 @@
         </w:tc>
         <w:tc>
           <w:tcPr>
-            <w:tcW w:w="4529" w:type="dxa"/>
+            <w:tcW w:w="4523" w:type="dxa"/>
             <w:shd w:val="clear" w:color="auto" w:fill="0F4761"/>
             <w:vAlign w:val="center"/>
           </w:tcPr>
@@ -12634,7 +13280,7 @@
         </w:trPr>
         <w:tc>
           <w:tcPr>
-            <w:tcW w:w="4498" w:type="dxa"/>
+            <w:tcW w:w="4504" w:type="dxa"/>
             <w:vAlign w:val="top"/>
           </w:tcPr>
           <w:p>
@@ -12649,7 +13295,7 @@
         </w:tc>
         <w:tc>
           <w:tcPr>
-            <w:tcW w:w="4529" w:type="dxa"/>
+            <w:tcW w:w="4523" w:type="dxa"/>
             <w:vAlign w:val="top"/>
           </w:tcPr>
           <w:p>
@@ -12669,7 +13315,7 @@
         </w:trPr>
         <w:tc>
           <w:tcPr>
-            <w:tcW w:w="4498" w:type="dxa"/>
+            <w:tcW w:w="4504" w:type="dxa"/>
             <w:shd w:val="clear" w:color="auto" w:fill="F4F7FB"/>
             <w:vAlign w:val="top"/>
           </w:tcPr>
@@ -12685,7 +13331,7 @@
         </w:tc>
         <w:tc>
           <w:tcPr>
-            <w:tcW w:w="4529" w:type="dxa"/>
+            <w:tcW w:w="4523" w:type="dxa"/>
             <w:shd w:val="clear" w:color="auto" w:fill="F4F7FB"/>
             <w:vAlign w:val="top"/>
           </w:tcPr>
@@ -12706,7 +13352,7 @@
         </w:trPr>
         <w:tc>
           <w:tcPr>
-            <w:tcW w:w="4498" w:type="dxa"/>
+            <w:tcW w:w="4504" w:type="dxa"/>
             <w:vAlign w:val="top"/>
           </w:tcPr>
           <w:p>
@@ -12721,7 +13367,7 @@
         </w:tc>
         <w:tc>
           <w:tcPr>
-            <w:tcW w:w="4529" w:type="dxa"/>
+            <w:tcW w:w="4523" w:type="dxa"/>
             <w:vAlign w:val="top"/>
           </w:tcPr>
           <w:p>
@@ -12741,7 +13387,7 @@
         </w:trPr>
         <w:tc>
           <w:tcPr>
-            <w:tcW w:w="4498" w:type="dxa"/>
+            <w:tcW w:w="4504" w:type="dxa"/>
             <w:shd w:val="clear" w:color="auto" w:fill="F4F7FB"/>
             <w:vAlign w:val="top"/>
           </w:tcPr>
@@ -12757,7 +13403,7 @@
         </w:tc>
         <w:tc>
           <w:tcPr>
-            <w:tcW w:w="4529" w:type="dxa"/>
+            <w:tcW w:w="4523" w:type="dxa"/>
             <w:shd w:val="clear" w:color="auto" w:fill="F4F7FB"/>
             <w:vAlign w:val="top"/>
           </w:tcPr>
@@ -12797,7 +13443,7 @@
         <w:t xml:space="preserve">schema.js</w:t>
       </w:r>
       <w:r>
-        <w:t xml:space="preserve">) of 19 collections, each listing its indexed columns, encrypted fields and blind-index columns. A shared codec encrypts personal fields, computes blind indexes and extracts column values for both stores. Every statement uses bind parameters; identifiers come only from the registry; filtering and sorting are limited to declared columns; result size is capped at 5,000. Updates use optimistic locking on a version number. Migrations are numbered SQL files applied in order under an advisory lock.</w:t>
+        <w:t xml:space="preserve">) of 20 collections, each listing its indexed columns, encrypted fields and blind-index columns. A shared codec encrypts personal fields, computes blind indexes and extracts column values for both stores. Every statement uses bind parameters; identifiers come only from the registry; filtering and sorting are limited to declared columns; result size is capped at 5,000. Updates use optimistic locking on a version number. Migrations are numbered SQL files applied in order under an advisory lock.</w:t>
       </w:r>
     </w:p>
     <w:p>
@@ -13037,8 +13683,8 @@
         <w:tblLook w:val="04A0" w:firstRow="1" w:lastRow="0" w:firstColumn="0" w:lastColumn="0" w:noHBand="0" w:noVBand="1"/>
       </w:tblPr>
       <w:tblGrid>
-        <w:gridCol w:w="4498"/>
-        <w:gridCol w:w="4529"/>
+        <w:gridCol w:w="4504"/>
+        <w:gridCol w:w="4523"/>
       </w:tblGrid>
       <w:tr>
         <w:trPr>
@@ -13047,7 +13693,7 @@
         </w:trPr>
         <w:tc>
           <w:tcPr>
-            <w:tcW w:w="4498" w:type="dxa"/>
+            <w:tcW w:w="4504" w:type="dxa"/>
             <w:shd w:val="clear" w:color="auto" w:fill="0F4761"/>
             <w:vAlign w:val="center"/>
           </w:tcPr>
@@ -13066,7 +13712,7 @@
         </w:tc>
         <w:tc>
           <w:tcPr>
-            <w:tcW w:w="4529" w:type="dxa"/>
+            <w:tcW w:w="4523" w:type="dxa"/>
             <w:shd w:val="clear" w:color="auto" w:fill="0F4761"/>
             <w:vAlign w:val="center"/>
           </w:tcPr>
@@ -13090,7 +13736,7 @@
         </w:trPr>
         <w:tc>
           <w:tcPr>
-            <w:tcW w:w="4498" w:type="dxa"/>
+            <w:tcW w:w="4504" w:type="dxa"/>
             <w:vAlign w:val="top"/>
           </w:tcPr>
           <w:p>
@@ -13117,7 +13763,7 @@
         </w:tc>
         <w:tc>
           <w:tcPr>
-            <w:tcW w:w="4529" w:type="dxa"/>
+            <w:tcW w:w="4523" w:type="dxa"/>
             <w:vAlign w:val="top"/>
           </w:tcPr>
           <w:p>
@@ -13137,7 +13783,7 @@
         </w:trPr>
         <w:tc>
           <w:tcPr>
-            <w:tcW w:w="4498" w:type="dxa"/>
+            <w:tcW w:w="4504" w:type="dxa"/>
             <w:shd w:val="clear" w:color="auto" w:fill="F4F7FB"/>
             <w:vAlign w:val="top"/>
           </w:tcPr>
@@ -13153,7 +13799,7 @@
         </w:tc>
         <w:tc>
           <w:tcPr>
-            <w:tcW w:w="4529" w:type="dxa"/>
+            <w:tcW w:w="4523" w:type="dxa"/>
             <w:shd w:val="clear" w:color="auto" w:fill="F4F7FB"/>
             <w:vAlign w:val="top"/>
           </w:tcPr>
@@ -13174,7 +13820,7 @@
         </w:trPr>
         <w:tc>
           <w:tcPr>
-            <w:tcW w:w="4498" w:type="dxa"/>
+            <w:tcW w:w="4504" w:type="dxa"/>
             <w:vAlign w:val="top"/>
           </w:tcPr>
           <w:p>
@@ -13189,7 +13835,7 @@
         </w:tc>
         <w:tc>
           <w:tcPr>
-            <w:tcW w:w="4529" w:type="dxa"/>
+            <w:tcW w:w="4523" w:type="dxa"/>
             <w:vAlign w:val="top"/>
           </w:tcPr>
           <w:p>
@@ -13209,7 +13855,7 @@
         </w:trPr>
         <w:tc>
           <w:tcPr>
-            <w:tcW w:w="4498" w:type="dxa"/>
+            <w:tcW w:w="4504" w:type="dxa"/>
             <w:shd w:val="clear" w:color="auto" w:fill="F4F7FB"/>
             <w:vAlign w:val="top"/>
           </w:tcPr>
@@ -13225,7 +13871,7 @@
         </w:tc>
         <w:tc>
           <w:tcPr>
-            <w:tcW w:w="4529" w:type="dxa"/>
+            <w:tcW w:w="4523" w:type="dxa"/>
             <w:shd w:val="clear" w:color="auto" w:fill="F4F7FB"/>
             <w:vAlign w:val="top"/>
           </w:tcPr>
@@ -13429,7 +14075,7 @@
         <w:pStyle w:val="FirstParagraph"/>
       </w:pPr>
       <w:r>
-        <w:t xml:space="preserve">The platform holds personal data on millions of Vietnamese vehicle owners: names, phones, call transcripts, claim descriptions and locations, and staff authenticator seeds. Vietnam’s personal data protection rules require appropriate technical protection (Decree 13/2023/ND-CP and the Law on Personal Data Protection 2025, to be confirmed by TASCO legal). Disk encryption alone does not protect against a database operator reading data, leaked backups or replicas, or exfiltration through a compromised read path. Exact search by phone is still needed, for example to find a customer from a call.</w:t>
+        <w:t xml:space="preserve">The platform holds personal data on millions of Vietnamese vehicle owners: names, phones, call transcripts, claim descriptions and locations, and staff authenticator seeds. Vietnam’s personal data protection rules require appropriate technical protection (Decree 13/2023/ND-CP and the Personal Data Protection Law 91/2025/QH15, to be confirmed by TASCO legal). Disk encryption alone does not protect against a database operator reading data, leaked backups or replicas, or exfiltration through a compromised read path. Exact search by phone is still needed, for example to find a customer from a call.</w:t>
       </w:r>
     </w:p>
     <w:p>
@@ -13523,8 +14169,8 @@
         <w:tblLook w:val="04A0" w:firstRow="1" w:lastRow="0" w:firstColumn="0" w:lastColumn="0" w:noHBand="0" w:noVBand="1"/>
       </w:tblPr>
       <w:tblGrid>
-        <w:gridCol w:w="4498"/>
-        <w:gridCol w:w="4529"/>
+        <w:gridCol w:w="4504"/>
+        <w:gridCol w:w="4523"/>
       </w:tblGrid>
       <w:tr>
         <w:trPr>
@@ -13533,7 +14179,7 @@
         </w:trPr>
         <w:tc>
           <w:tcPr>
-            <w:tcW w:w="4498" w:type="dxa"/>
+            <w:tcW w:w="4504" w:type="dxa"/>
             <w:shd w:val="clear" w:color="auto" w:fill="0F4761"/>
             <w:vAlign w:val="center"/>
           </w:tcPr>
@@ -13552,7 +14198,7 @@
         </w:tc>
         <w:tc>
           <w:tcPr>
-            <w:tcW w:w="4529" w:type="dxa"/>
+            <w:tcW w:w="4523" w:type="dxa"/>
             <w:shd w:val="clear" w:color="auto" w:fill="0F4761"/>
             <w:vAlign w:val="center"/>
           </w:tcPr>
@@ -13576,7 +14222,7 @@
         </w:trPr>
         <w:tc>
           <w:tcPr>
-            <w:tcW w:w="4498" w:type="dxa"/>
+            <w:tcW w:w="4504" w:type="dxa"/>
             <w:vAlign w:val="top"/>
           </w:tcPr>
           <w:p>
@@ -13591,7 +14237,7 @@
         </w:tc>
         <w:tc>
           <w:tcPr>
-            <w:tcW w:w="4529" w:type="dxa"/>
+            <w:tcW w:w="4523" w:type="dxa"/>
             <w:vAlign w:val="top"/>
           </w:tcPr>
           <w:p>
@@ -13611,7 +14257,7 @@
         </w:trPr>
         <w:tc>
           <w:tcPr>
-            <w:tcW w:w="4498" w:type="dxa"/>
+            <w:tcW w:w="4504" w:type="dxa"/>
             <w:shd w:val="clear" w:color="auto" w:fill="F4F7FB"/>
             <w:vAlign w:val="top"/>
           </w:tcPr>
@@ -13627,7 +14273,7 @@
         </w:tc>
         <w:tc>
           <w:tcPr>
-            <w:tcW w:w="4529" w:type="dxa"/>
+            <w:tcW w:w="4523" w:type="dxa"/>
             <w:shd w:val="clear" w:color="auto" w:fill="F4F7FB"/>
             <w:vAlign w:val="top"/>
           </w:tcPr>
@@ -13648,7 +14294,7 @@
         </w:trPr>
         <w:tc>
           <w:tcPr>
-            <w:tcW w:w="4498" w:type="dxa"/>
+            <w:tcW w:w="4504" w:type="dxa"/>
             <w:vAlign w:val="top"/>
           </w:tcPr>
           <w:p>
@@ -13663,7 +14309,7 @@
         </w:tc>
         <w:tc>
           <w:tcPr>
-            <w:tcW w:w="4529" w:type="dxa"/>
+            <w:tcW w:w="4523" w:type="dxa"/>
             <w:vAlign w:val="top"/>
           </w:tcPr>
           <w:p>
@@ -13683,7 +14329,7 @@
         </w:trPr>
         <w:tc>
           <w:tcPr>
-            <w:tcW w:w="4498" w:type="dxa"/>
+            <w:tcW w:w="4504" w:type="dxa"/>
             <w:shd w:val="clear" w:color="auto" w:fill="F4F7FB"/>
             <w:vAlign w:val="top"/>
           </w:tcPr>
@@ -13699,7 +14345,7 @@
         </w:tc>
         <w:tc>
           <w:tcPr>
-            <w:tcW w:w="4529" w:type="dxa"/>
+            <w:tcW w:w="4523" w:type="dxa"/>
             <w:shd w:val="clear" w:color="auto" w:fill="F4F7FB"/>
             <w:vAlign w:val="top"/>
           </w:tcPr>
@@ -13730,7 +14376,7 @@
         <w:pStyle w:val="FirstParagraph"/>
       </w:pPr>
       <w:r>
-        <w:t xml:space="preserve">AES-256-GCM per field with a random IV and the key id in each value, in addition to storage encryption and TLS. Several data keys can be loaded with one active; decryption picks the key by its id, so a new key can be activated without downtime and old values re-encrypt on their next write, with a re-key job planned to finish the rotation. Encrypted fields: source record phone and name; profile name, phone and other phones; message recipient; call transcript; handoff name; claim description and location; staff display name and authenticator seed. The phone blind index is an HMAC with its own key, used by the console’s global search.</w:t>
+        <w:t xml:space="preserve">AES-256-GCM per field with a random IV and the key id in each value, in addition to storage encryption and TLS. Several data keys can be loaded with one active; decryption picks the key by its id, so a new key can be activated without downtime and old values re-encrypt on their next write, with a re-key job planned to finish the rotation. Encrypted fields: source record phone and name; profile name, phone and other phones; message recipient; call transcript; handoff name; claim description and location; data-subject request note; staff display name and authenticator seed. The phone blind index is an HMAC with its own key, used by the console’s global search.</w:t>
       </w:r>
     </w:p>
     <w:p>
@@ -13852,7 +14498,7 @@
         <w:pStyle w:val="FirstParagraph"/>
       </w:pPr>
       <w:r>
-        <w:t xml:space="preserve">Four kinds of principal call the platform: staff in 13 roles using the console; customers in the VETC app or from Zalo; partner systems; and batch jobs. The TASCO identity provider and VETC app sign-on could not be integrated in the pilot timeframe, yet privileged roles need MFA from day one and joiners, movers and leavers must be controlled.</w:t>
+        <w:t xml:space="preserve">Four kinds of principal call the platform: staff in 13 roles using the console; customers in the customer app, hosted in the VETC app, TASCO’s app and website or a Zalo Mini App; partner systems; and batch jobs. The TASCO identity provider and VETC app sign-on could not be integrated in the pilot timeframe, yet privileged roles need MFA from day one and joiners, movers and leavers must be controlled.</w:t>
       </w:r>
     </w:p>
     <w:p>
@@ -13946,8 +14592,8 @@
         <w:tblLook w:val="04A0" w:firstRow="1" w:lastRow="0" w:firstColumn="0" w:lastColumn="0" w:noHBand="0" w:noVBand="1"/>
       </w:tblPr>
       <w:tblGrid>
-        <w:gridCol w:w="4498"/>
-        <w:gridCol w:w="4529"/>
+        <w:gridCol w:w="4504"/>
+        <w:gridCol w:w="4523"/>
       </w:tblGrid>
       <w:tr>
         <w:trPr>
@@ -13956,7 +14602,7 @@
         </w:trPr>
         <w:tc>
           <w:tcPr>
-            <w:tcW w:w="4498" w:type="dxa"/>
+            <w:tcW w:w="4504" w:type="dxa"/>
             <w:shd w:val="clear" w:color="auto" w:fill="0F4761"/>
             <w:vAlign w:val="center"/>
           </w:tcPr>
@@ -13975,7 +14621,7 @@
         </w:tc>
         <w:tc>
           <w:tcPr>
-            <w:tcW w:w="4529" w:type="dxa"/>
+            <w:tcW w:w="4523" w:type="dxa"/>
             <w:shd w:val="clear" w:color="auto" w:fill="0F4761"/>
             <w:vAlign w:val="center"/>
           </w:tcPr>
@@ -13999,7 +14645,7 @@
         </w:trPr>
         <w:tc>
           <w:tcPr>
-            <w:tcW w:w="4498" w:type="dxa"/>
+            <w:tcW w:w="4504" w:type="dxa"/>
             <w:vAlign w:val="top"/>
           </w:tcPr>
           <w:p>
@@ -14014,7 +14660,7 @@
         </w:tc>
         <w:tc>
           <w:tcPr>
-            <w:tcW w:w="4529" w:type="dxa"/>
+            <w:tcW w:w="4523" w:type="dxa"/>
             <w:vAlign w:val="top"/>
           </w:tcPr>
           <w:p>
@@ -14034,7 +14680,7 @@
         </w:trPr>
         <w:tc>
           <w:tcPr>
-            <w:tcW w:w="4498" w:type="dxa"/>
+            <w:tcW w:w="4504" w:type="dxa"/>
             <w:shd w:val="clear" w:color="auto" w:fill="F4F7FB"/>
             <w:vAlign w:val="top"/>
           </w:tcPr>
@@ -14050,7 +14696,7 @@
         </w:tc>
         <w:tc>
           <w:tcPr>
-            <w:tcW w:w="4529" w:type="dxa"/>
+            <w:tcW w:w="4523" w:type="dxa"/>
             <w:shd w:val="clear" w:color="auto" w:fill="F4F7FB"/>
             <w:vAlign w:val="top"/>
           </w:tcPr>
@@ -14071,7 +14717,7 @@
         </w:trPr>
         <w:tc>
           <w:tcPr>
-            <w:tcW w:w="4498" w:type="dxa"/>
+            <w:tcW w:w="4504" w:type="dxa"/>
             <w:vAlign w:val="top"/>
           </w:tcPr>
           <w:p>
@@ -14086,7 +14732,7 @@
         </w:tc>
         <w:tc>
           <w:tcPr>
-            <w:tcW w:w="4529" w:type="dxa"/>
+            <w:tcW w:w="4523" w:type="dxa"/>
             <w:vAlign w:val="top"/>
           </w:tcPr>
           <w:p>
@@ -14141,7 +14787,7 @@
               <a:graphicData uri="http://schemas.openxmlformats.org/drawingml/2006/picture">
                 <pic:pic>
                   <pic:nvPicPr>
-                    <pic:cNvPr descr="/tmp/claude-0/-home-user-TASCO/19e5534d-12b5-5956-9b60-3e77efde0f49/scratchpad/gen/.cache/mermaid/256e4c172b501d7a.png" id="67" name="Picture"/>
+                    <pic:cNvPr descr="/home/user/TASCO/tools/docs-source/gen/.cache/mermaid/256e4c172b501d7a.png" id="67" name="Picture"/>
                     <pic:cNvPicPr>
                       <a:picLocks noChangeArrowheads="1" noChangeAspect="1"/>
                     </pic:cNvPicPr>
@@ -14427,8 +15073,8 @@
         <w:tblLook w:val="04A0" w:firstRow="1" w:lastRow="0" w:firstColumn="0" w:lastColumn="0" w:noHBand="0" w:noVBand="1"/>
       </w:tblPr>
       <w:tblGrid>
-        <w:gridCol w:w="4498"/>
-        <w:gridCol w:w="4529"/>
+        <w:gridCol w:w="4504"/>
+        <w:gridCol w:w="4523"/>
       </w:tblGrid>
       <w:tr>
         <w:trPr>
@@ -14437,7 +15083,7 @@
         </w:trPr>
         <w:tc>
           <w:tcPr>
-            <w:tcW w:w="4498" w:type="dxa"/>
+            <w:tcW w:w="4504" w:type="dxa"/>
             <w:shd w:val="clear" w:color="auto" w:fill="0F4761"/>
             <w:vAlign w:val="center"/>
           </w:tcPr>
@@ -14456,7 +15102,7 @@
         </w:tc>
         <w:tc>
           <w:tcPr>
-            <w:tcW w:w="4529" w:type="dxa"/>
+            <w:tcW w:w="4523" w:type="dxa"/>
             <w:shd w:val="clear" w:color="auto" w:fill="0F4761"/>
             <w:vAlign w:val="center"/>
           </w:tcPr>
@@ -14480,7 +15126,7 @@
         </w:trPr>
         <w:tc>
           <w:tcPr>
-            <w:tcW w:w="4498" w:type="dxa"/>
+            <w:tcW w:w="4504" w:type="dxa"/>
             <w:vAlign w:val="top"/>
           </w:tcPr>
           <w:p>
@@ -14495,7 +15141,7 @@
         </w:tc>
         <w:tc>
           <w:tcPr>
-            <w:tcW w:w="4529" w:type="dxa"/>
+            <w:tcW w:w="4523" w:type="dxa"/>
             <w:vAlign w:val="top"/>
           </w:tcPr>
           <w:p>
@@ -14515,7 +15161,7 @@
         </w:trPr>
         <w:tc>
           <w:tcPr>
-            <w:tcW w:w="4498" w:type="dxa"/>
+            <w:tcW w:w="4504" w:type="dxa"/>
             <w:shd w:val="clear" w:color="auto" w:fill="F4F7FB"/>
             <w:vAlign w:val="top"/>
           </w:tcPr>
@@ -14531,7 +15177,7 @@
         </w:tc>
         <w:tc>
           <w:tcPr>
-            <w:tcW w:w="4529" w:type="dxa"/>
+            <w:tcW w:w="4523" w:type="dxa"/>
             <w:shd w:val="clear" w:color="auto" w:fill="F4F7FB"/>
             <w:vAlign w:val="top"/>
           </w:tcPr>
@@ -14552,7 +15198,7 @@
         </w:trPr>
         <w:tc>
           <w:tcPr>
-            <w:tcW w:w="4498" w:type="dxa"/>
+            <w:tcW w:w="4504" w:type="dxa"/>
             <w:vAlign w:val="top"/>
           </w:tcPr>
           <w:p>
@@ -14567,7 +15213,7 @@
         </w:tc>
         <w:tc>
           <w:tcPr>
-            <w:tcW w:w="4529" w:type="dxa"/>
+            <w:tcW w:w="4523" w:type="dxa"/>
             <w:vAlign w:val="top"/>
           </w:tcPr>
           <w:p>
@@ -14837,8 +15483,8 @@
         <w:tblLook w:val="04A0" w:firstRow="1" w:lastRow="0" w:firstColumn="0" w:lastColumn="0" w:noHBand="0" w:noVBand="1"/>
       </w:tblPr>
       <w:tblGrid>
-        <w:gridCol w:w="4498"/>
-        <w:gridCol w:w="4529"/>
+        <w:gridCol w:w="4504"/>
+        <w:gridCol w:w="4523"/>
       </w:tblGrid>
       <w:tr>
         <w:trPr>
@@ -14847,7 +15493,7 @@
         </w:trPr>
         <w:tc>
           <w:tcPr>
-            <w:tcW w:w="4498" w:type="dxa"/>
+            <w:tcW w:w="4504" w:type="dxa"/>
             <w:shd w:val="clear" w:color="auto" w:fill="0F4761"/>
             <w:vAlign w:val="center"/>
           </w:tcPr>
@@ -14866,7 +15512,7 @@
         </w:tc>
         <w:tc>
           <w:tcPr>
-            <w:tcW w:w="4529" w:type="dxa"/>
+            <w:tcW w:w="4523" w:type="dxa"/>
             <w:shd w:val="clear" w:color="auto" w:fill="0F4761"/>
             <w:vAlign w:val="center"/>
           </w:tcPr>
@@ -14890,7 +15536,7 @@
         </w:trPr>
         <w:tc>
           <w:tcPr>
-            <w:tcW w:w="4498" w:type="dxa"/>
+            <w:tcW w:w="4504" w:type="dxa"/>
             <w:vAlign w:val="top"/>
           </w:tcPr>
           <w:p>
@@ -14905,7 +15551,7 @@
         </w:tc>
         <w:tc>
           <w:tcPr>
-            <w:tcW w:w="4529" w:type="dxa"/>
+            <w:tcW w:w="4523" w:type="dxa"/>
             <w:vAlign w:val="top"/>
           </w:tcPr>
           <w:p>
@@ -14925,7 +15571,7 @@
         </w:trPr>
         <w:tc>
           <w:tcPr>
-            <w:tcW w:w="4498" w:type="dxa"/>
+            <w:tcW w:w="4504" w:type="dxa"/>
             <w:shd w:val="clear" w:color="auto" w:fill="F4F7FB"/>
             <w:vAlign w:val="top"/>
           </w:tcPr>
@@ -14941,7 +15587,7 @@
         </w:tc>
         <w:tc>
           <w:tcPr>
-            <w:tcW w:w="4529" w:type="dxa"/>
+            <w:tcW w:w="4523" w:type="dxa"/>
             <w:shd w:val="clear" w:color="auto" w:fill="F4F7FB"/>
             <w:vAlign w:val="top"/>
           </w:tcPr>
@@ -14962,7 +15608,7 @@
         </w:trPr>
         <w:tc>
           <w:tcPr>
-            <w:tcW w:w="4498" w:type="dxa"/>
+            <w:tcW w:w="4504" w:type="dxa"/>
             <w:vAlign w:val="top"/>
           </w:tcPr>
           <w:p>
@@ -14977,7 +15623,7 @@
         </w:tc>
         <w:tc>
           <w:tcPr>
-            <w:tcW w:w="4529" w:type="dxa"/>
+            <w:tcW w:w="4523" w:type="dxa"/>
             <w:vAlign w:val="top"/>
           </w:tcPr>
           <w:p>
@@ -15268,8 +15914,8 @@
         <w:tblLook w:val="04A0" w:firstRow="1" w:lastRow="0" w:firstColumn="0" w:lastColumn="0" w:noHBand="0" w:noVBand="1"/>
       </w:tblPr>
       <w:tblGrid>
-        <w:gridCol w:w="4498"/>
-        <w:gridCol w:w="4529"/>
+        <w:gridCol w:w="4504"/>
+        <w:gridCol w:w="4523"/>
       </w:tblGrid>
       <w:tr>
         <w:trPr>
@@ -15278,7 +15924,7 @@
         </w:trPr>
         <w:tc>
           <w:tcPr>
-            <w:tcW w:w="4498" w:type="dxa"/>
+            <w:tcW w:w="4504" w:type="dxa"/>
             <w:shd w:val="clear" w:color="auto" w:fill="0F4761"/>
             <w:vAlign w:val="center"/>
           </w:tcPr>
@@ -15297,7 +15943,7 @@
         </w:tc>
         <w:tc>
           <w:tcPr>
-            <w:tcW w:w="4529" w:type="dxa"/>
+            <w:tcW w:w="4523" w:type="dxa"/>
             <w:shd w:val="clear" w:color="auto" w:fill="0F4761"/>
             <w:vAlign w:val="center"/>
           </w:tcPr>
@@ -15321,7 +15967,7 @@
         </w:trPr>
         <w:tc>
           <w:tcPr>
-            <w:tcW w:w="4498" w:type="dxa"/>
+            <w:tcW w:w="4504" w:type="dxa"/>
             <w:vAlign w:val="top"/>
           </w:tcPr>
           <w:p>
@@ -15336,7 +15982,7 @@
         </w:tc>
         <w:tc>
           <w:tcPr>
-            <w:tcW w:w="4529" w:type="dxa"/>
+            <w:tcW w:w="4523" w:type="dxa"/>
             <w:vAlign w:val="top"/>
           </w:tcPr>
           <w:p>
@@ -15356,7 +16002,7 @@
         </w:trPr>
         <w:tc>
           <w:tcPr>
-            <w:tcW w:w="4498" w:type="dxa"/>
+            <w:tcW w:w="4504" w:type="dxa"/>
             <w:shd w:val="clear" w:color="auto" w:fill="F4F7FB"/>
             <w:vAlign w:val="top"/>
           </w:tcPr>
@@ -15372,7 +16018,7 @@
         </w:tc>
         <w:tc>
           <w:tcPr>
-            <w:tcW w:w="4529" w:type="dxa"/>
+            <w:tcW w:w="4523" w:type="dxa"/>
             <w:shd w:val="clear" w:color="auto" w:fill="F4F7FB"/>
             <w:vAlign w:val="top"/>
           </w:tcPr>
@@ -15393,7 +16039,7 @@
         </w:trPr>
         <w:tc>
           <w:tcPr>
-            <w:tcW w:w="4498" w:type="dxa"/>
+            <w:tcW w:w="4504" w:type="dxa"/>
             <w:vAlign w:val="top"/>
           </w:tcPr>
           <w:p>
@@ -15408,7 +16054,7 @@
         </w:tc>
         <w:tc>
           <w:tcPr>
-            <w:tcW w:w="4529" w:type="dxa"/>
+            <w:tcW w:w="4523" w:type="dxa"/>
             <w:vAlign w:val="top"/>
           </w:tcPr>
           <w:p>
@@ -15438,7 +16084,7 @@
         <w:pStyle w:val="FirstParagraph"/>
       </w:pPr>
       <w:r>
-        <w:t xml:space="preserve">Each route declares its method, path, audience, permission, partner scope, body and query schemas, idempotency requirement, rate cost and handler. The pipeline enforces, in order: rate limit; body reading (1 MiB, JSON objects only) and path parameter checks; authentication for the declared audience; permission and partner scope; schema validation that rejects unknown fields; the idempotency key format; then the handler. The generator emits OpenAPI 3.1 with the audience and permission of each operation, strict request schemas and a uniform error body. The specification is served by the API and committed to the repository, and CI fails if they differ. The API has 81 operations at the time of writing: 6 public, 61 staff, 10 customer and 4 partner.</w:t>
+        <w:t xml:space="preserve">Each route declares its method, path, audience, permission, partner scope, body and query schemas, idempotency requirement, rate cost and handler. The pipeline enforces, in order: rate limit; body reading (1 MiB, JSON objects only) and path parameter checks; authentication for the declared audience; permission and partner scope; schema validation that rejects unknown fields; the idempotency key format; then the handler. The generator emits OpenAPI 3.1 with the audience and permission of each operation, strict request schemas and a uniform error body. The specification is served by the API and committed to the repository, and CI fails if they differ. The API has 103 routes: 6 public, 82 staff, 11 customer and 4 partner, published as 92 OpenAPI paths.</w:t>
       </w:r>
     </w:p>
     <w:p>
@@ -15572,7 +16218,7 @@
         <w:pStyle w:val="FirstParagraph"/>
       </w:pPr>
       <w:r>
-        <w:t xml:space="preserve">The front end has three parts: the staff console, the customer app embedded in the VETC app, and the public certificate check. It must be fast on mid-range Android phones, accessible and bilingual for staff, carry TASCO’s brand, and resist cross-site scripting and supply-chain risk, because staff sessions can see personal data.</w:t>
+        <w:t xml:space="preserve">The front end has three parts: the staff console, the customer app (embedded in the VETC app and, later, TASCO’s app and website and a Zalo Mini App), and the public certificate check. It must be fast on mid-range Android phones, accessible and bilingual for staff, carry TASCO’s brand, and resist cross-site scripting and supply-chain risk, because staff sessions can see personal data.</w:t>
       </w:r>
     </w:p>
     <w:p>
@@ -15654,8 +16300,8 @@
         <w:tblLook w:val="04A0" w:firstRow="1" w:lastRow="0" w:firstColumn="0" w:lastColumn="0" w:noHBand="0" w:noVBand="1"/>
       </w:tblPr>
       <w:tblGrid>
-        <w:gridCol w:w="4498"/>
-        <w:gridCol w:w="4529"/>
+        <w:gridCol w:w="4504"/>
+        <w:gridCol w:w="4523"/>
       </w:tblGrid>
       <w:tr>
         <w:trPr>
@@ -15664,7 +16310,7 @@
         </w:trPr>
         <w:tc>
           <w:tcPr>
-            <w:tcW w:w="4498" w:type="dxa"/>
+            <w:tcW w:w="4504" w:type="dxa"/>
             <w:shd w:val="clear" w:color="auto" w:fill="0F4761"/>
             <w:vAlign w:val="center"/>
           </w:tcPr>
@@ -15683,7 +16329,7 @@
         </w:tc>
         <w:tc>
           <w:tcPr>
-            <w:tcW w:w="4529" w:type="dxa"/>
+            <w:tcW w:w="4523" w:type="dxa"/>
             <w:shd w:val="clear" w:color="auto" w:fill="0F4761"/>
             <w:vAlign w:val="center"/>
           </w:tcPr>
@@ -15707,7 +16353,7 @@
         </w:trPr>
         <w:tc>
           <w:tcPr>
-            <w:tcW w:w="4498" w:type="dxa"/>
+            <w:tcW w:w="4504" w:type="dxa"/>
             <w:vAlign w:val="top"/>
           </w:tcPr>
           <w:p>
@@ -15722,7 +16368,7 @@
         </w:tc>
         <w:tc>
           <w:tcPr>
-            <w:tcW w:w="4529" w:type="dxa"/>
+            <w:tcW w:w="4523" w:type="dxa"/>
             <w:vAlign w:val="top"/>
           </w:tcPr>
           <w:p>
@@ -15742,7 +16388,7 @@
         </w:trPr>
         <w:tc>
           <w:tcPr>
-            <w:tcW w:w="4498" w:type="dxa"/>
+            <w:tcW w:w="4504" w:type="dxa"/>
             <w:shd w:val="clear" w:color="auto" w:fill="F4F7FB"/>
             <w:vAlign w:val="top"/>
           </w:tcPr>
@@ -15758,7 +16404,7 @@
         </w:tc>
         <w:tc>
           <w:tcPr>
-            <w:tcW w:w="4529" w:type="dxa"/>
+            <w:tcW w:w="4523" w:type="dxa"/>
             <w:shd w:val="clear" w:color="auto" w:fill="F4F7FB"/>
             <w:vAlign w:val="top"/>
           </w:tcPr>
@@ -15779,7 +16425,7 @@
         </w:trPr>
         <w:tc>
           <w:tcPr>
-            <w:tcW w:w="4498" w:type="dxa"/>
+            <w:tcW w:w="4504" w:type="dxa"/>
             <w:vAlign w:val="top"/>
           </w:tcPr>
           <w:p>
@@ -15794,7 +16440,7 @@
         </w:tc>
         <w:tc>
           <w:tcPr>
-            <w:tcW w:w="4529" w:type="dxa"/>
+            <w:tcW w:w="4523" w:type="dxa"/>
             <w:vAlign w:val="top"/>
           </w:tcPr>
           <w:p>
@@ -16052,8 +16698,8 @@
         <w:tblLook w:val="04A0" w:firstRow="1" w:lastRow="0" w:firstColumn="0" w:lastColumn="0" w:noHBand="0" w:noVBand="1"/>
       </w:tblPr>
       <w:tblGrid>
-        <w:gridCol w:w="4498"/>
-        <w:gridCol w:w="4529"/>
+        <w:gridCol w:w="4504"/>
+        <w:gridCol w:w="4523"/>
       </w:tblGrid>
       <w:tr>
         <w:trPr>
@@ -16062,7 +16708,7 @@
         </w:trPr>
         <w:tc>
           <w:tcPr>
-            <w:tcW w:w="4498" w:type="dxa"/>
+            <w:tcW w:w="4504" w:type="dxa"/>
             <w:shd w:val="clear" w:color="auto" w:fill="0F4761"/>
             <w:vAlign w:val="center"/>
           </w:tcPr>
@@ -16081,7 +16727,7 @@
         </w:tc>
         <w:tc>
           <w:tcPr>
-            <w:tcW w:w="4529" w:type="dxa"/>
+            <w:tcW w:w="4523" w:type="dxa"/>
             <w:shd w:val="clear" w:color="auto" w:fill="0F4761"/>
             <w:vAlign w:val="center"/>
           </w:tcPr>
@@ -16105,7 +16751,7 @@
         </w:trPr>
         <w:tc>
           <w:tcPr>
-            <w:tcW w:w="4498" w:type="dxa"/>
+            <w:tcW w:w="4504" w:type="dxa"/>
             <w:vAlign w:val="top"/>
           </w:tcPr>
           <w:p>
@@ -16120,7 +16766,7 @@
         </w:tc>
         <w:tc>
           <w:tcPr>
-            <w:tcW w:w="4529" w:type="dxa"/>
+            <w:tcW w:w="4523" w:type="dxa"/>
             <w:vAlign w:val="top"/>
           </w:tcPr>
           <w:p>
@@ -16140,7 +16786,7 @@
         </w:trPr>
         <w:tc>
           <w:tcPr>
-            <w:tcW w:w="4498" w:type="dxa"/>
+            <w:tcW w:w="4504" w:type="dxa"/>
             <w:shd w:val="clear" w:color="auto" w:fill="F4F7FB"/>
             <w:vAlign w:val="top"/>
           </w:tcPr>
@@ -16156,7 +16802,7 @@
         </w:tc>
         <w:tc>
           <w:tcPr>
-            <w:tcW w:w="4529" w:type="dxa"/>
+            <w:tcW w:w="4523" w:type="dxa"/>
             <w:shd w:val="clear" w:color="auto" w:fill="F4F7FB"/>
             <w:vAlign w:val="top"/>
           </w:tcPr>
@@ -16177,7 +16823,7 @@
         </w:trPr>
         <w:tc>
           <w:tcPr>
-            <w:tcW w:w="4498" w:type="dxa"/>
+            <w:tcW w:w="4504" w:type="dxa"/>
             <w:vAlign w:val="top"/>
           </w:tcPr>
           <w:p>
@@ -16192,7 +16838,7 @@
         </w:tc>
         <w:tc>
           <w:tcPr>
-            <w:tcW w:w="4529" w:type="dxa"/>
+            <w:tcW w:w="4523" w:type="dxa"/>
             <w:vAlign w:val="top"/>
           </w:tcPr>
           <w:p>
@@ -16386,7 +17032,7 @@
         <w:pStyle w:val="FirstParagraph"/>
       </w:pPr>
       <w:r>
-        <w:t xml:space="preserve">TASCO core holds the product catalogue, tariffs and rating, and issues every policy. The first version of the platform rated quotes locally from versioned rule sets, which suits a sandbox but creates two sources of truth in production. A premium shown in the VETC app must be exactly the premium TASCO core binds and issues, and product or tariff changes must be made once, in core.</w:t>
+        <w:t xml:space="preserve">TASCO core holds the product catalogue, tariffs and rating, and issues every policy. The first version of the platform rated quotes locally from versioned rule sets, which suits a sandbox but creates two sources of truth in production. A premium shown in the customer app must be exactly the premium TASCO core binds and issues, and product or tariff changes must be made once, in core.</w:t>
       </w:r>
     </w:p>
     <w:p>
@@ -16492,8 +17138,8 @@
         <w:tblLook w:val="04A0" w:firstRow="1" w:lastRow="0" w:firstColumn="0" w:lastColumn="0" w:noHBand="0" w:noVBand="1"/>
       </w:tblPr>
       <w:tblGrid>
-        <w:gridCol w:w="4498"/>
-        <w:gridCol w:w="4529"/>
+        <w:gridCol w:w="4504"/>
+        <w:gridCol w:w="4523"/>
       </w:tblGrid>
       <w:tr>
         <w:trPr>
@@ -16502,7 +17148,7 @@
         </w:trPr>
         <w:tc>
           <w:tcPr>
-            <w:tcW w:w="4498" w:type="dxa"/>
+            <w:tcW w:w="4504" w:type="dxa"/>
             <w:shd w:val="clear" w:color="auto" w:fill="0F4761"/>
             <w:vAlign w:val="center"/>
           </w:tcPr>
@@ -16521,7 +17167,7 @@
         </w:tc>
         <w:tc>
           <w:tcPr>
-            <w:tcW w:w="4529" w:type="dxa"/>
+            <w:tcW w:w="4523" w:type="dxa"/>
             <w:shd w:val="clear" w:color="auto" w:fill="0F4761"/>
             <w:vAlign w:val="center"/>
           </w:tcPr>
@@ -16545,7 +17191,7 @@
         </w:trPr>
         <w:tc>
           <w:tcPr>
-            <w:tcW w:w="4498" w:type="dxa"/>
+            <w:tcW w:w="4504" w:type="dxa"/>
             <w:vAlign w:val="top"/>
           </w:tcPr>
           <w:p>
@@ -16560,7 +17206,7 @@
         </w:tc>
         <w:tc>
           <w:tcPr>
-            <w:tcW w:w="4529" w:type="dxa"/>
+            <w:tcW w:w="4523" w:type="dxa"/>
             <w:vAlign w:val="top"/>
           </w:tcPr>
           <w:p>
@@ -16580,7 +17226,7 @@
         </w:trPr>
         <w:tc>
           <w:tcPr>
-            <w:tcW w:w="4498" w:type="dxa"/>
+            <w:tcW w:w="4504" w:type="dxa"/>
             <w:shd w:val="clear" w:color="auto" w:fill="F4F7FB"/>
             <w:vAlign w:val="top"/>
           </w:tcPr>
@@ -16596,7 +17242,7 @@
         </w:tc>
         <w:tc>
           <w:tcPr>
-            <w:tcW w:w="4529" w:type="dxa"/>
+            <w:tcW w:w="4523" w:type="dxa"/>
             <w:shd w:val="clear" w:color="auto" w:fill="F4F7FB"/>
             <w:vAlign w:val="top"/>
           </w:tcPr>
@@ -16617,7 +17263,7 @@
         </w:trPr>
         <w:tc>
           <w:tcPr>
-            <w:tcW w:w="4498" w:type="dxa"/>
+            <w:tcW w:w="4504" w:type="dxa"/>
             <w:vAlign w:val="top"/>
           </w:tcPr>
           <w:p>
@@ -16632,7 +17278,7 @@
         </w:tc>
         <w:tc>
           <w:tcPr>
-            <w:tcW w:w="4529" w:type="dxa"/>
+            <w:tcW w:w="4523" w:type="dxa"/>
             <w:vAlign w:val="top"/>
           </w:tcPr>
           <w:p>
@@ -17152,6 +17798,477 @@
     <w:p>
       <w:pPr>
         <w:pStyle w:val="Heading1"/>
+        <w:numPr>
+          <w:ilvl w:val="0"/>
+          <w:numId w:val="1"/>
+        </w:numPr>
+        <w:tabs>
+          <w:tab w:val="num" w:pos="600"/>
+        </w:tabs>
+        <w:spacing w:before="360" w:after="160"/>
+        <w:ind w:left="0" w:firstLine="0"/>
+        <w:rPr>
+          <w:rStyle w:val="BookTitle"/>
+          <w:b w:val="0"/>
+          <w:bCs w:val="0"/>
+          <w:i w:val="0"/>
+          <w:iCs w:val="0"/>
+          <w:spacing w:val="0"/>
+        </w:rPr>
+      </w:pPr>
+      <w:bookmarkStart w:id="91" w:name="_Toc300000087"/>
+      <w:r>
+        <w:rPr>
+          <w:rStyle w:val="BookTitle"/>
+          <w:bCs w:val="0"/>
+          <w:i w:val="0"/>
+          <w:iCs w:val="0"/>
+          <w:spacing w:val="0"/>
+        </w:rPr>
+        <w:t xml:space="preserve">ADR-014 Quick renewal decided by rules, with an explicit declaration</w:t>
+      </w:r>
+      <w:bookmarkEnd w:id="91"/>
+    </w:p>
+    <w:p>
+      <w:pPr>
+        <w:pStyle w:val="Heading2"/>
+      </w:pPr>
+      <w:bookmarkStart w:id="92" w:name="_Toc300000088"/>
+      <w:r>
+        <w:t xml:space="preserve">Context</w:t>
+      </w:r>
+      <w:bookmarkEnd w:id="92"/>
+    </w:p>
+    <w:p>
+      <w:pPr>
+        <w:pStyle w:val="FirstParagraph"/>
+      </w:pPr>
+      <w:r>
+        <w:t xml:space="preserve">Most renewals are simple: the same vehicle, compulsory TNDS cover, a regulated premium and a customer who already holds a TASCO policy. The full purchase flow takes 6 steps, and the non-functional target is a median renewal of 60 seconds or less. Some cases are not simple: physical damage cover needs an inspection, an unconfirmed vehicle can carry the wrong tariff category, a core outage gives only an indicative price, and a short wallet balance fails at payment. The customer’s declaration must stay explicit for compliance.</w:t>
+      </w:r>
+    </w:p>
+    <w:p>
+      <w:pPr>
+        <w:pStyle w:val="Heading2"/>
+      </w:pPr>
+      <w:bookmarkStart w:id="93" w:name="_Toc300000089"/>
+      <w:r>
+        <w:t xml:space="preserve">Decision drivers</w:t>
+      </w:r>
+      <w:bookmarkEnd w:id="93"/>
+    </w:p>
+    <w:p>
+      <w:pPr>
+        <w:pStyle w:val="Compact"/>
+        <w:numPr>
+          <w:ilvl w:val="0"/>
+          <w:numId w:val="1027"/>
+        </w:numPr>
+      </w:pPr>
+      <w:r>
+        <w:t xml:space="preserve">Fewer steps where the case allows it, without a second purchase path to secure and test.</w:t>
+      </w:r>
+    </w:p>
+    <w:p>
+      <w:pPr>
+        <w:pStyle w:val="Compact"/>
+        <w:numPr>
+          <w:ilvl w:val="0"/>
+          <w:numId w:val="1027"/>
+        </w:numPr>
+      </w:pPr>
+      <w:r>
+        <w:t xml:space="preserve">No wrong premium and no failed payment caused by a shortcut.</w:t>
+      </w:r>
+    </w:p>
+    <w:p>
+      <w:pPr>
+        <w:pStyle w:val="Compact"/>
+        <w:numPr>
+          <w:ilvl w:val="0"/>
+          <w:numId w:val="1027"/>
+        </w:numPr>
+      </w:pPr>
+      <w:r>
+        <w:t xml:space="preserve">The declaration remains an explicit, recorded act by the customer.</w:t>
+      </w:r>
+    </w:p>
+    <w:p>
+      <w:pPr>
+        <w:pStyle w:val="Compact"/>
+        <w:numPr>
+          <w:ilvl w:val="0"/>
+          <w:numId w:val="1027"/>
+        </w:numPr>
+      </w:pPr>
+      <w:r>
+        <w:t xml:space="preserve">Business owners can tune or switch off the rule without a release.</w:t>
+      </w:r>
+    </w:p>
+    <w:p>
+      <w:pPr>
+        <w:pStyle w:val="Heading2"/>
+      </w:pPr>
+      <w:bookmarkStart w:id="94" w:name="_Toc300000090"/>
+      <w:r>
+        <w:t xml:space="preserve">Options considered</w:t>
+      </w:r>
+      <w:bookmarkEnd w:id="94"/>
+    </w:p>
+    <w:tbl>
+      <w:tblPr>
+        <w:tblStyle w:val="TableGrid"/>
+        <w:tblW w:w="5000" w:type="pct"/>
+        <w:tblInd w:w="0" w:type="dxa"/>
+        <w:tblBorders>
+          <w:top w:val="single" w:sz="4" w:space="0" w:color="808080"/>
+          <w:left w:val="single" w:sz="4" w:space="0" w:color="808080"/>
+          <w:bottom w:val="single" w:sz="4" w:space="0" w:color="808080"/>
+          <w:right w:val="single" w:sz="4" w:space="0" w:color="808080"/>
+          <w:insideH w:val="single" w:sz="4" w:space="0" w:color="808080"/>
+          <w:insideV w:val="single" w:sz="4" w:space="0" w:color="808080"/>
+        </w:tblBorders>
+        <w:tblLayout w:type="fixed"/>
+        <w:tblCellMar>
+          <w:top w:w="45" w:type="dxa"/>
+          <w:left w:w="85" w:type="dxa"/>
+          <w:bottom w:w="45" w:type="dxa"/>
+          <w:right w:w="85" w:type="dxa"/>
+        </w:tblCellMar>
+        <w:tblLook w:val="04A0" w:firstRow="1" w:lastRow="0" w:firstColumn="0" w:lastColumn="0" w:noHBand="0" w:noVBand="1"/>
+      </w:tblPr>
+      <w:tblGrid>
+        <w:gridCol w:w="4504"/>
+        <w:gridCol w:w="4523"/>
+      </w:tblGrid>
+      <w:tr>
+        <w:trPr>
+          <w:cantSplit/>
+          <w:tblHeader/>
+        </w:trPr>
+        <w:tc>
+          <w:tcPr>
+            <w:tcW w:w="4504" w:type="dxa"/>
+            <w:shd w:val="clear" w:color="auto" w:fill="0F4761"/>
+            <w:vAlign w:val="center"/>
+          </w:tcPr>
+          <w:p>
+            <w:pPr>
+              <w:pStyle w:val="TableHeading"/>
+              <w:jc w:val="left"/>
+            </w:pPr>
+            <w:r>
+              <w:rPr>
+                <w:color w:val="FFFFFF"/>
+              </w:rPr>
+              <w:t xml:space="preserve">Option</w:t>
+            </w:r>
+          </w:p>
+        </w:tc>
+        <w:tc>
+          <w:tcPr>
+            <w:tcW w:w="4523" w:type="dxa"/>
+            <w:shd w:val="clear" w:color="auto" w:fill="0F4761"/>
+            <w:vAlign w:val="center"/>
+          </w:tcPr>
+          <w:p>
+            <w:pPr>
+              <w:pStyle w:val="TableHeading"/>
+              <w:jc w:val="left"/>
+            </w:pPr>
+            <w:r>
+              <w:rPr>
+                <w:color w:val="FFFFFF"/>
+              </w:rPr>
+              <w:t xml:space="preserve">Assessment</w:t>
+            </w:r>
+          </w:p>
+        </w:tc>
+      </w:tr>
+      <w:tr>
+        <w:trPr>
+          <w:cantSplit/>
+        </w:trPr>
+        <w:tc>
+          <w:tcPr>
+            <w:tcW w:w="4504" w:type="dxa"/>
+            <w:vAlign w:val="top"/>
+          </w:tcPr>
+          <w:p>
+            <w:pPr>
+              <w:pStyle w:val="TableText"/>
+              <w:jc w:val="left"/>
+            </w:pPr>
+            <w:r>
+              <w:t xml:space="preserve">Server-side eligibility from settings in the service levels rule set; the quick path reuses the normal quote and purchase services</w:t>
+            </w:r>
+          </w:p>
+        </w:tc>
+        <w:tc>
+          <w:tcPr>
+            <w:tcW w:w="4523" w:type="dxa"/>
+            <w:vAlign w:val="top"/>
+          </w:tcPr>
+          <w:p>
+            <w:pPr>
+              <w:pStyle w:val="TableText"/>
+              <w:jc w:val="left"/>
+            </w:pPr>
+            <w:r>
+              <w:t xml:space="preserve">One purchase path; the decision is explainable and governed</w:t>
+            </w:r>
+          </w:p>
+        </w:tc>
+      </w:tr>
+      <w:tr>
+        <w:trPr>
+          <w:cantSplit/>
+        </w:trPr>
+        <w:tc>
+          <w:tcPr>
+            <w:tcW w:w="4504" w:type="dxa"/>
+            <w:shd w:val="clear" w:color="auto" w:fill="F4F7FB"/>
+            <w:vAlign w:val="top"/>
+          </w:tcPr>
+          <w:p>
+            <w:pPr>
+              <w:pStyle w:val="TableText"/>
+              <w:jc w:val="left"/>
+            </w:pPr>
+            <w:r>
+              <w:t xml:space="preserve">A shorter flow for every customer</w:t>
+            </w:r>
+          </w:p>
+        </w:tc>
+        <w:tc>
+          <w:tcPr>
+            <w:tcW w:w="4523" w:type="dxa"/>
+            <w:shd w:val="clear" w:color="auto" w:fill="F4F7FB"/>
+            <w:vAlign w:val="top"/>
+          </w:tcPr>
+          <w:p>
+            <w:pPr>
+              <w:pStyle w:val="TableText"/>
+              <w:jc w:val="left"/>
+            </w:pPr>
+            <w:r>
+              <w:t xml:space="preserve">Simplest, but sells with unconfirmed vehicle data and fails on physical damage cover and low balances</w:t>
+            </w:r>
+          </w:p>
+        </w:tc>
+      </w:tr>
+      <w:tr>
+        <w:trPr>
+          <w:cantSplit/>
+        </w:trPr>
+        <w:tc>
+          <w:tcPr>
+            <w:tcW w:w="4504" w:type="dxa"/>
+            <w:vAlign w:val="top"/>
+          </w:tcPr>
+          <w:p>
+            <w:pPr>
+              <w:pStyle w:val="TableText"/>
+              <w:jc w:val="left"/>
+            </w:pPr>
+            <w:r>
+              <w:t xml:space="preserve">Eligibility decided in the app</w:t>
+            </w:r>
+          </w:p>
+        </w:tc>
+        <w:tc>
+          <w:tcPr>
+            <w:tcW w:w="4523" w:type="dxa"/>
+            <w:vAlign w:val="top"/>
+          </w:tcPr>
+          <w:p>
+            <w:pPr>
+              <w:pStyle w:val="TableText"/>
+              <w:jc w:val="left"/>
+            </w:pPr>
+            <w:r>
+              <w:t xml:space="preserve">Fast to build, but cannot be trusted or audited, and differs between hosts</w:t>
+            </w:r>
+          </w:p>
+        </w:tc>
+      </w:tr>
+      <w:tr>
+        <w:trPr>
+          <w:cantSplit/>
+        </w:trPr>
+        <w:tc>
+          <w:tcPr>
+            <w:tcW w:w="4504" w:type="dxa"/>
+            <w:shd w:val="clear" w:color="auto" w:fill="F4F7FB"/>
+            <w:vAlign w:val="top"/>
+          </w:tcPr>
+          <w:p>
+            <w:pPr>
+              <w:pStyle w:val="TableText"/>
+              <w:jc w:val="left"/>
+            </w:pPr>
+            <w:r>
+              <w:t xml:space="preserve">Pre-ticked or implied declaration</w:t>
+            </w:r>
+          </w:p>
+        </w:tc>
+        <w:tc>
+          <w:tcPr>
+            <w:tcW w:w="4523" w:type="dxa"/>
+            <w:shd w:val="clear" w:color="auto" w:fill="F4F7FB"/>
+            <w:vAlign w:val="top"/>
+          </w:tcPr>
+          <w:p>
+            <w:pPr>
+              <w:pStyle w:val="TableText"/>
+              <w:jc w:val="left"/>
+            </w:pPr>
+            <w:r>
+              <w:t xml:space="preserve">One step fewer, but weakens the customer’s consent; rejected</w:t>
+            </w:r>
+          </w:p>
+        </w:tc>
+      </w:tr>
+    </w:tbl>
+    <w:p>
+      <w:pPr>
+        <w:pStyle w:val="Heading2"/>
+      </w:pPr>
+      <w:bookmarkStart w:id="95" w:name="_Toc300000091"/>
+      <w:r>
+        <w:t xml:space="preserve">Decision</w:t>
+      </w:r>
+      <w:bookmarkEnd w:id="95"/>
+    </w:p>
+    <w:p>
+      <w:pPr>
+        <w:pStyle w:val="FirstParagraph"/>
+      </w:pPr>
+      <w:r>
+        <w:t xml:space="preserve">A pure domain function (</w:t>
+      </w:r>
+      <w:r>
+        <w:rPr>
+          <w:rStyle w:val="CodeChar"/>
+        </w:rPr>
+        <w:t xml:space="preserve">src/domain/quickRenewal.js</w:t>
+      </w:r>
+      <w:r>
+        <w:t xml:space="preserve">) decides eligibility from facts gathered by the customer service and the</w:t>
+      </w:r>
+      <w:r>
+        <w:t xml:space="preserve"> </w:t>
+      </w:r>
+      <w:r>
+        <w:rPr>
+          <w:rStyle w:val="CodeChar"/>
+        </w:rPr>
+        <w:t xml:space="preserve">quickRenewal</w:t>
+      </w:r>
+      <w:r>
+        <w:t xml:space="preserve"> </w:t>
+      </w:r>
+      <w:r>
+        <w:t xml:space="preserve">settings: enabled, journeys, require a confirmed vehicle, confirmation age of 365 days, add-ons not allowed, require a sufficient wallet balance. The home screen returns the result with reasons, and a quick quote request is checked again on the server and priced by TASCO core like any other quote. The quick path is 3 steps: open, tick the declaration, confirm payment. The full 6-step flow is always available as</w:t>
+      </w:r>
+      <w:r>
+        <w:t xml:space="preserve"> </w:t>
+      </w:r>
+      <w:r>
+        <w:t xml:space="preserve">“</w:t>
+      </w:r>
+      <w:r>
+        <w:t xml:space="preserve">Tùy chỉnh gói bảo hiểm</w:t>
+      </w:r>
+      <w:r>
+        <w:t xml:space="preserve">”</w:t>
+      </w:r>
+      <w:r>
+        <w:t xml:space="preserve">.</w:t>
+      </w:r>
+    </w:p>
+    <w:p>
+      <w:pPr>
+        <w:pStyle w:val="Heading2"/>
+      </w:pPr>
+      <w:bookmarkStart w:id="96" w:name="_Toc300000092"/>
+      <w:r>
+        <w:t xml:space="preserve">Consequences</w:t>
+      </w:r>
+      <w:bookmarkEnd w:id="96"/>
+    </w:p>
+    <w:p>
+      <w:pPr>
+        <w:pStyle w:val="Compact"/>
+        <w:numPr>
+          <w:ilvl w:val="0"/>
+          <w:numId w:val="1028"/>
+        </w:numPr>
+      </w:pPr>
+      <w:r>
+        <w:t xml:space="preserve">Eligible customers renew in 3 steps; NFR-035 is restated to match (quick renewal in 3 steps where the case allows, the full flow in 6, median 60 seconds or less).</w:t>
+      </w:r>
+    </w:p>
+    <w:p>
+      <w:pPr>
+        <w:pStyle w:val="Compact"/>
+        <w:numPr>
+          <w:ilvl w:val="0"/>
+          <w:numId w:val="1028"/>
+        </w:numPr>
+      </w:pPr>
+      <w:r>
+        <w:t xml:space="preserve">The settings change through maker-checker; switching the rule off sends everyone to the full flow.</w:t>
+      </w:r>
+    </w:p>
+    <w:p>
+      <w:pPr>
+        <w:pStyle w:val="Compact"/>
+        <w:numPr>
+          <w:ilvl w:val="0"/>
+          <w:numId w:val="1028"/>
+        </w:numPr>
+      </w:pPr>
+      <w:r>
+        <w:t xml:space="preserve">Each refusal carries a reason in Vietnamese and a reason code, so the share of customers who miss the quick path, and why, can be measured.</w:t>
+      </w:r>
+    </w:p>
+    <w:p>
+      <w:pPr>
+        <w:pStyle w:val="Compact"/>
+        <w:numPr>
+          <w:ilvl w:val="0"/>
+          <w:numId w:val="1028"/>
+        </w:numPr>
+      </w:pPr>
+      <w:r>
+        <w:t xml:space="preserve">The wallet check uses the last known balance from VETC data, which can be out of date; the payment itself remains the real check.</w:t>
+      </w:r>
+    </w:p>
+    <w:p>
+      <w:pPr>
+        <w:pStyle w:val="Compact"/>
+        <w:numPr>
+          <w:ilvl w:val="0"/>
+          <w:numId w:val="1028"/>
+        </w:numPr>
+      </w:pPr>
+      <w:r>
+        <w:t xml:space="preserve">Quick renewal covers TNDS only today; adding personal accident cover is a setting (</w:t>
+      </w:r>
+      <w:r>
+        <w:rPr>
+          <w:rStyle w:val="CodeChar"/>
+        </w:rPr>
+        <w:t xml:space="preserve">allowAddOns</w:t>
+      </w:r>
+      <w:r>
+        <w:t xml:space="preserve">) that needs a product decision.</w:t>
+      </w:r>
+    </w:p>
+    <w:p>
+      <w:pPr>
+        <w:pStyle w:val="Heading1"/>
         <w:pageBreakBefore/>
         <w:numPr>
           <w:ilvl w:val="0"/>
@@ -17171,7 +18288,7 @@
           <w:spacing w:val="0"/>
         </w:rPr>
       </w:pPr>
-      <w:bookmarkStart w:id="91" w:name="_Toc300000087"/>
+      <w:bookmarkStart w:id="97" w:name="_Toc300000093"/>
       <w:r>
         <w:rPr>
           <w:rStyle w:val="BookTitle"/>
@@ -17182,7 +18299,7 @@
         </w:rPr>
         <w:t xml:space="preserve">Sign-Off</w:t>
       </w:r>
-      <w:bookmarkEnd w:id="91"/>
+      <w:bookmarkEnd w:id="97"/>
     </w:p>
     <w:tbl>
       <w:tblPr>
@@ -19099,6 +20216,12 @@
     <w:abstractNumId w:val="991"/>
   </w:num>
   <w:num w:numId="1026">
+    <w:abstractNumId w:val="991"/>
+  </w:num>
+  <w:num w:numId="1027">
+    <w:abstractNumId w:val="991"/>
+  </w:num>
+  <w:num w:numId="1028">
     <w:abstractNumId w:val="991"/>
   </w:num>
 </w:numbering>
